--- a/乙級筆試資料/節能減碳-900090A15.docx
+++ b/乙級筆試資料/節能減碳-900090A15.docx
@@ -15,7 +15,35 @@
         <w:rPr>
           <w:color w:val="F2F2F2" w:themeColor="background1" w:themeShade="F2"/>
         </w:rPr>
-        <w:t xml:space="preserve">90009 節能減碳共同科目 不分級 工作項目 04：節能減碳 </w:t>
+        <w:t>90009 節能</w:t>
+      </w:r>
+      <w:proofErr w:type="gramStart"/>
+      <w:r>
+        <w:rPr>
+          <w:color w:val="F2F2F2" w:themeColor="background1" w:themeShade="F2"/>
+        </w:rPr>
+        <w:t>減碳共同</w:t>
+      </w:r>
+      <w:proofErr w:type="gramEnd"/>
+      <w:r>
+        <w:rPr>
+          <w:color w:val="F2F2F2" w:themeColor="background1" w:themeShade="F2"/>
+        </w:rPr>
+        <w:t xml:space="preserve">科目 </w:t>
+      </w:r>
+      <w:proofErr w:type="gramStart"/>
+      <w:r>
+        <w:rPr>
+          <w:color w:val="F2F2F2" w:themeColor="background1" w:themeShade="F2"/>
+        </w:rPr>
+        <w:t>不</w:t>
+      </w:r>
+      <w:proofErr w:type="gramEnd"/>
+      <w:r>
+        <w:rPr>
+          <w:color w:val="F2F2F2" w:themeColor="background1" w:themeShade="F2"/>
+        </w:rPr>
+        <w:t xml:space="preserve">分級 工作項目 04：節能減碳 </w:t>
       </w:r>
     </w:p>
     <w:p>
@@ -88,22 +116,32 @@
         </w:numPr>
         <w:spacing w:beforeLines="50" w:before="120" w:afterLines="50" w:after="120"/>
         <w:ind w:right="22" w:hanging="554"/>
-      </w:pPr>
-      <w:r>
-        <w:rPr>
-          <w:color w:val="F2F2F2" w:themeColor="background1" w:themeShade="F2"/>
+        <w:rPr>
+          <w:color w:val="D0CECE" w:themeColor="background2" w:themeShade="E6"/>
+        </w:rPr>
+      </w:pPr>
+      <w:r>
+        <w:rPr>
+          <w:color w:val="D0CECE" w:themeColor="background2" w:themeShade="E6"/>
         </w:rPr>
         <w:t>(2)</w:t>
       </w:r>
       <w:r>
-        <w:t xml:space="preserve"> </w:t>
-      </w:r>
-      <w:r>
+        <w:rPr>
+          <w:color w:val="D0CECE" w:themeColor="background2" w:themeShade="E6"/>
+        </w:rPr>
+        <w:t xml:space="preserve"> </w:t>
+      </w:r>
+      <w:r>
+        <w:rPr>
+          <w:color w:val="D0CECE" w:themeColor="background2" w:themeShade="E6"/>
+        </w:rPr>
         <w:t>下列何者為節能標章？ ①</w:t>
       </w:r>
       <w:r>
         <w:rPr>
           <w:noProof/>
+          <w:color w:val="D0CECE" w:themeColor="background2" w:themeShade="E6"/>
         </w:rPr>
         <w:drawing>
           <wp:inline distT="0" distB="0" distL="0" distR="0" wp14:anchorId="271A0B8A" wp14:editId="4A2ECAF1">
@@ -146,11 +184,15 @@
         </w:drawing>
       </w:r>
       <w:r>
+        <w:rPr>
+          <w:color w:val="D0CECE" w:themeColor="background2" w:themeShade="E6"/>
+        </w:rPr>
         <w:t>②</w:t>
       </w:r>
       <w:r>
         <w:rPr>
           <w:noProof/>
+          <w:color w:val="D0CECE" w:themeColor="background2" w:themeShade="E6"/>
         </w:rPr>
         <w:drawing>
           <wp:inline distT="0" distB="0" distL="0" distR="0" wp14:anchorId="31BE5976" wp14:editId="0839A383">
@@ -193,11 +235,15 @@
         </w:drawing>
       </w:r>
       <w:r>
+        <w:rPr>
+          <w:color w:val="D0CECE" w:themeColor="background2" w:themeShade="E6"/>
+        </w:rPr>
         <w:t>③</w:t>
       </w:r>
       <w:r>
         <w:rPr>
           <w:noProof/>
+          <w:color w:val="D0CECE" w:themeColor="background2" w:themeShade="E6"/>
         </w:rPr>
         <w:drawing>
           <wp:inline distT="0" distB="0" distL="0" distR="0" wp14:anchorId="285C6447" wp14:editId="7A1153EA">
@@ -240,11 +286,15 @@
         </w:drawing>
       </w:r>
       <w:r>
+        <w:rPr>
+          <w:color w:val="D0CECE" w:themeColor="background2" w:themeShade="E6"/>
+        </w:rPr>
         <w:t>④</w:t>
       </w:r>
       <w:r>
         <w:rPr>
           <w:noProof/>
+          <w:color w:val="D0CECE" w:themeColor="background2" w:themeShade="E6"/>
         </w:rPr>
         <w:drawing>
           <wp:inline distT="0" distB="0" distL="0" distR="0" wp14:anchorId="5BB8EA36" wp14:editId="0C513BB5">
@@ -287,6 +337,9 @@
         </w:drawing>
       </w:r>
       <w:r>
+        <w:rPr>
+          <w:color w:val="D0CECE" w:themeColor="background2" w:themeShade="E6"/>
+        </w:rPr>
         <w:t xml:space="preserve">。 </w:t>
       </w:r>
     </w:p>
@@ -318,7 +371,21 @@
         <w:rPr>
           <w:color w:val="F2F2F2" w:themeColor="background1" w:themeShade="F2"/>
         </w:rPr>
-        <w:t xml:space="preserve">各產業中耗能佔比最大的產業為 ①服務業 ②公用事業 ③農林漁牧業 ④能源密集產業 。 </w:t>
+        <w:t>各產業</w:t>
+      </w:r>
+      <w:proofErr w:type="gramStart"/>
+      <w:r>
+        <w:rPr>
+          <w:color w:val="F2F2F2" w:themeColor="background1" w:themeShade="F2"/>
+        </w:rPr>
+        <w:t>中耗能佔</w:t>
+      </w:r>
+      <w:proofErr w:type="gramEnd"/>
+      <w:r>
+        <w:rPr>
+          <w:color w:val="F2F2F2" w:themeColor="background1" w:themeShade="F2"/>
+        </w:rPr>
+        <w:t xml:space="preserve">比最大的產業為 ①服務業 ②公用事業 ③農林漁牧業 ④能源密集產業 。 </w:t>
       </w:r>
     </w:p>
     <w:p>
@@ -402,7 +469,35 @@
         <w:rPr>
           <w:color w:val="F2F2F2" w:themeColor="background1" w:themeShade="F2"/>
         </w:rPr>
-        <w:t>溫室氣體排放量：指自排放源排出之各種溫室氣體量乘以各該物質溫暖化潛勢所得之合計量，以①氧化亞氮(N</w:t>
+        <w:t>溫室氣體排放量：指自排放源排出之各種溫室</w:t>
+      </w:r>
+      <w:proofErr w:type="gramStart"/>
+      <w:r>
+        <w:rPr>
+          <w:color w:val="F2F2F2" w:themeColor="background1" w:themeShade="F2"/>
+        </w:rPr>
+        <w:t>氣體量乘以</w:t>
+      </w:r>
+      <w:proofErr w:type="gramEnd"/>
+      <w:r>
+        <w:rPr>
+          <w:color w:val="F2F2F2" w:themeColor="background1" w:themeShade="F2"/>
+        </w:rPr>
+        <w:t>各該物質</w:t>
+      </w:r>
+      <w:proofErr w:type="gramStart"/>
+      <w:r>
+        <w:rPr>
+          <w:color w:val="F2F2F2" w:themeColor="background1" w:themeShade="F2"/>
+        </w:rPr>
+        <w:t>溫暖化潛勢</w:t>
+      </w:r>
+      <w:proofErr w:type="gramEnd"/>
+      <w:r>
+        <w:rPr>
+          <w:color w:val="F2F2F2" w:themeColor="background1" w:themeShade="F2"/>
+        </w:rPr>
+        <w:t>所得之合計量，以①氧化亞氮(N</w:t>
       </w:r>
       <w:r>
         <w:rPr>
@@ -472,7 +567,15 @@
         <w:t xml:space="preserve"> </w:t>
       </w:r>
       <w:r>
-        <w:t xml:space="preserve">國家溫室氣體長期減量目標為中華民國 139 年溫室氣體排放量降為中華民國 94 年溫室氣體排放量百分之多少以下？ ①20 ②30 ③40 ④50 。 </w:t>
+        <w:t>國家溫室氣體長期減量目標為中華民國 139 年溫室氣體</w:t>
+      </w:r>
+      <w:proofErr w:type="gramStart"/>
+      <w:r>
+        <w:t>排放量降為</w:t>
+      </w:r>
+      <w:proofErr w:type="gramEnd"/>
+      <w:r>
+        <w:t xml:space="preserve">中華民國 94 年溫室氣體排放量百分之多少以下？ ①20 ②30 ③40 ④50 。 </w:t>
       </w:r>
     </w:p>
     <w:p>
@@ -705,17 +808,26 @@
         </w:numPr>
         <w:spacing w:beforeLines="50" w:before="120" w:afterLines="50" w:after="120"/>
         <w:ind w:right="22" w:hanging="554"/>
-      </w:pPr>
-      <w:r>
-        <w:rPr>
-          <w:color w:val="F2F2F2" w:themeColor="background1" w:themeShade="F2"/>
+        <w:rPr>
+          <w:color w:val="D0CECE" w:themeColor="background2" w:themeShade="E6"/>
+        </w:rPr>
+      </w:pPr>
+      <w:r>
+        <w:rPr>
+          <w:color w:val="D0CECE" w:themeColor="background2" w:themeShade="E6"/>
         </w:rPr>
         <w:t>(3)</w:t>
       </w:r>
       <w:r>
-        <w:t xml:space="preserve"> </w:t>
-      </w:r>
-      <w:r>
+        <w:rPr>
+          <w:color w:val="D0CECE" w:themeColor="background2" w:themeShade="E6"/>
+        </w:rPr>
+        <w:t xml:space="preserve"> </w:t>
+      </w:r>
+      <w:r>
+        <w:rPr>
+          <w:color w:val="D0CECE" w:themeColor="background2" w:themeShade="E6"/>
+        </w:rPr>
         <w:t xml:space="preserve">關於建築中常用的金屬玻璃帷幕牆，下列敘述何者正確？ ①玻璃帷幕牆的使用能節省室內空調使用 ②玻璃帷幕牆適用於臺灣，讓夏天的室內產生溫暖的感覺 ③在溫度高的國家，建築使用金屬玻璃帷幕會造成日照輻射熱，產生室內「溫室效應」 ④臺灣的氣候濕熱，特別適合在大樓以金屬玻璃帷幕作為建材 。 </w:t>
       </w:r>
     </w:p>
@@ -727,17 +839,26 @@
         </w:numPr>
         <w:spacing w:beforeLines="50" w:before="120" w:afterLines="50" w:after="120"/>
         <w:ind w:right="22" w:hanging="554"/>
-      </w:pPr>
-      <w:r>
-        <w:rPr>
-          <w:color w:val="F2F2F2" w:themeColor="background1" w:themeShade="F2"/>
+        <w:rPr>
+          <w:color w:val="D0CECE" w:themeColor="background2" w:themeShade="E6"/>
+        </w:rPr>
+      </w:pPr>
+      <w:r>
+        <w:rPr>
+          <w:color w:val="D0CECE" w:themeColor="background2" w:themeShade="E6"/>
         </w:rPr>
         <w:t>(4)</w:t>
       </w:r>
       <w:r>
-        <w:t xml:space="preserve"> </w:t>
-      </w:r>
-      <w:r>
+        <w:rPr>
+          <w:color w:val="D0CECE" w:themeColor="background2" w:themeShade="E6"/>
+        </w:rPr>
+        <w:t xml:space="preserve"> </w:t>
+      </w:r>
+      <w:r>
+        <w:rPr>
+          <w:color w:val="D0CECE" w:themeColor="background2" w:themeShade="E6"/>
+        </w:rPr>
         <w:t xml:space="preserve">下列何者不是能源之類型？ ①電力 ②壓縮空氣 ③蒸汽 ④熱傳 。 </w:t>
       </w:r>
     </w:p>
@@ -822,7 +943,21 @@
         <w:rPr>
           <w:color w:val="F2F2F2" w:themeColor="background1" w:themeShade="F2"/>
         </w:rPr>
-        <w:t xml:space="preserve">基於節能減碳的目標，下列何種光源發光效率最低，不鼓勵使用？ ①白熾燈泡 ②LED 燈泡 ③省電燈泡 ④螢光燈管 。 </w:t>
+        <w:t>基於</w:t>
+      </w:r>
+      <w:proofErr w:type="gramStart"/>
+      <w:r>
+        <w:rPr>
+          <w:color w:val="F2F2F2" w:themeColor="background1" w:themeShade="F2"/>
+        </w:rPr>
+        <w:t>節能減碳的</w:t>
+      </w:r>
+      <w:proofErr w:type="gramEnd"/>
+      <w:r>
+        <w:rPr>
+          <w:color w:val="F2F2F2" w:themeColor="background1" w:themeShade="F2"/>
+        </w:rPr>
+        <w:t xml:space="preserve">目標，下列何種光源發光效率最低，不鼓勵使用？ ①白熾燈泡 ②LED 燈泡 ③省電燈泡 ④螢光燈管 。 </w:t>
       </w:r>
     </w:p>
     <w:p>
@@ -855,17 +990,26 @@
         </w:numPr>
         <w:spacing w:beforeLines="50" w:before="120" w:afterLines="50" w:after="120"/>
         <w:ind w:right="22" w:hanging="554"/>
-      </w:pPr>
-      <w:r>
-        <w:rPr>
-          <w:color w:val="F2F2F2" w:themeColor="background1" w:themeShade="F2"/>
+        <w:rPr>
+          <w:color w:val="D0CECE" w:themeColor="background2" w:themeShade="E6"/>
+        </w:rPr>
+      </w:pPr>
+      <w:r>
+        <w:rPr>
+          <w:color w:val="D0CECE" w:themeColor="background2" w:themeShade="E6"/>
         </w:rPr>
         <w:t>(4)</w:t>
       </w:r>
       <w:r>
-        <w:t xml:space="preserve"> </w:t>
-      </w:r>
-      <w:r>
+        <w:rPr>
+          <w:color w:val="D0CECE" w:themeColor="background2" w:themeShade="E6"/>
+        </w:rPr>
+        <w:t xml:space="preserve"> </w:t>
+      </w:r>
+      <w:r>
+        <w:rPr>
+          <w:color w:val="D0CECE" w:themeColor="background2" w:themeShade="E6"/>
+        </w:rPr>
         <w:t xml:space="preserve">下列何者不是目前台灣主要的發電方式？ ①燃煤 ②燃氣 ③核能 ④地熱。 </w:t>
       </w:r>
     </w:p>
@@ -877,17 +1021,26 @@
         </w:numPr>
         <w:spacing w:beforeLines="50" w:before="120" w:afterLines="50" w:after="120"/>
         <w:ind w:right="22" w:hanging="554"/>
-      </w:pPr>
-      <w:r>
-        <w:rPr>
-          <w:color w:val="F2F2F2" w:themeColor="background1" w:themeShade="F2"/>
+        <w:rPr>
+          <w:color w:val="D0CECE" w:themeColor="background2" w:themeShade="E6"/>
+        </w:rPr>
+      </w:pPr>
+      <w:r>
+        <w:rPr>
+          <w:color w:val="D0CECE" w:themeColor="background2" w:themeShade="E6"/>
         </w:rPr>
         <w:t>(2)</w:t>
       </w:r>
       <w:r>
-        <w:t xml:space="preserve"> </w:t>
-      </w:r>
-      <w:r>
+        <w:rPr>
+          <w:color w:val="D0CECE" w:themeColor="background2" w:themeShade="E6"/>
+        </w:rPr>
+        <w:t xml:space="preserve"> </w:t>
+      </w:r>
+      <w:r>
+        <w:rPr>
+          <w:color w:val="D0CECE" w:themeColor="background2" w:themeShade="E6"/>
+        </w:rPr>
         <w:t xml:space="preserve">有關延長線及電線的使用，下列敘述何者錯誤？ ①拔下延長線插頭時，應手握插頭取下 ②使用中之延長線如有異味產生，屬正常現象不須理會 ③ 應避開火源，以免外覆塑膠熔解，致使用時造成短路 ④使用老舊之延長線，容易造成短路、漏電或觸電等危險情形，應立即更換 。 </w:t>
       </w:r>
     </w:p>
@@ -950,50 +1103,96 @@
         <w:rPr>
           <w:color w:val="F2F2F2" w:themeColor="background1" w:themeShade="F2"/>
         </w:rPr>
-        <w:t xml:space="preserve">目前電費單中，係以「度」為收費依據，請問下列何者為其單位？ ①kW ②kWh ③kJ ④kJh 。 </w:t>
-      </w:r>
-    </w:p>
-    <w:p>
-      <w:pPr>
-        <w:numPr>
-          <w:ilvl w:val="0"/>
-          <w:numId w:val="1"/>
-        </w:numPr>
-        <w:spacing w:beforeLines="50" w:before="120" w:afterLines="50" w:after="120"/>
-        <w:ind w:right="22" w:hanging="554"/>
-      </w:pPr>
-      <w:r>
-        <w:rPr>
-          <w:color w:val="F2F2F2" w:themeColor="background1" w:themeShade="F2"/>
+        <w:t>目前電費單中，係以「度」為收費依據，請問下列何者為其單位？ ①kW ②kWh ③kJ ④</w:t>
+      </w:r>
+      <w:proofErr w:type="spellStart"/>
+      <w:r>
+        <w:rPr>
+          <w:color w:val="F2F2F2" w:themeColor="background1" w:themeShade="F2"/>
+        </w:rPr>
+        <w:t>kJh</w:t>
+      </w:r>
+      <w:proofErr w:type="spellEnd"/>
+      <w:r>
+        <w:rPr>
+          <w:color w:val="F2F2F2" w:themeColor="background1" w:themeShade="F2"/>
+        </w:rPr>
+        <w:t xml:space="preserve"> 。 </w:t>
+      </w:r>
+    </w:p>
+    <w:p>
+      <w:pPr>
+        <w:numPr>
+          <w:ilvl w:val="0"/>
+          <w:numId w:val="1"/>
+        </w:numPr>
+        <w:spacing w:beforeLines="50" w:before="120" w:afterLines="50" w:after="120"/>
+        <w:ind w:right="22" w:hanging="554"/>
+        <w:rPr>
+          <w:color w:val="D0CECE" w:themeColor="background2" w:themeShade="E6"/>
+        </w:rPr>
+      </w:pPr>
+      <w:r>
+        <w:rPr>
+          <w:color w:val="D0CECE" w:themeColor="background2" w:themeShade="E6"/>
         </w:rPr>
         <w:t>(4)</w:t>
       </w:r>
       <w:r>
-        <w:t xml:space="preserve"> </w:t>
-      </w:r>
-      <w:r>
-        <w:t xml:space="preserve">依據台灣電力公司三段式時間電價(尖峰、半尖峰及離峰時段)的規定，請問哪個時段電價最便宜？ ①尖峰時段 ②夏月半尖峰時段 ③非夏月半尖峰時段 ④離峰時段 。 </w:t>
-      </w:r>
-    </w:p>
-    <w:p>
-      <w:pPr>
-        <w:numPr>
-          <w:ilvl w:val="0"/>
-          <w:numId w:val="1"/>
-        </w:numPr>
-        <w:spacing w:beforeLines="50" w:before="120" w:afterLines="50" w:after="120"/>
-        <w:ind w:right="22" w:hanging="554"/>
-      </w:pPr>
-      <w:r>
-        <w:rPr>
-          <w:color w:val="F2F2F2" w:themeColor="background1" w:themeShade="F2"/>
+        <w:rPr>
+          <w:color w:val="D0CECE" w:themeColor="background2" w:themeShade="E6"/>
+        </w:rPr>
+        <w:t xml:space="preserve"> </w:t>
+      </w:r>
+      <w:r>
+        <w:rPr>
+          <w:color w:val="D0CECE" w:themeColor="background2" w:themeShade="E6"/>
+        </w:rPr>
+        <w:t>依據台灣電力公司三段式時間電價(尖峰、半尖峰及離峰時段)的規定，請問哪</w:t>
+      </w:r>
+      <w:proofErr w:type="gramStart"/>
+      <w:r>
+        <w:rPr>
+          <w:color w:val="D0CECE" w:themeColor="background2" w:themeShade="E6"/>
+        </w:rPr>
+        <w:t>個</w:t>
+      </w:r>
+      <w:proofErr w:type="gramEnd"/>
+      <w:r>
+        <w:rPr>
+          <w:color w:val="D0CECE" w:themeColor="background2" w:themeShade="E6"/>
+        </w:rPr>
+        <w:t xml:space="preserve">時段電價最便宜？ ①尖峰時段 ②夏月半尖峰時段 ③非夏月半尖峰時段 ④離峰時段 。 </w:t>
+      </w:r>
+    </w:p>
+    <w:p>
+      <w:pPr>
+        <w:numPr>
+          <w:ilvl w:val="0"/>
+          <w:numId w:val="1"/>
+        </w:numPr>
+        <w:spacing w:beforeLines="50" w:before="120" w:afterLines="50" w:after="120"/>
+        <w:ind w:right="22" w:hanging="554"/>
+        <w:rPr>
+          <w:color w:val="D0CECE" w:themeColor="background2" w:themeShade="E6"/>
+        </w:rPr>
+      </w:pPr>
+      <w:r>
+        <w:rPr>
+          <w:color w:val="D0CECE" w:themeColor="background2" w:themeShade="E6"/>
         </w:rPr>
         <w:t>(2)</w:t>
       </w:r>
       <w:r>
-        <w:t xml:space="preserve"> </w:t>
-      </w:r>
-      <w:r>
+        <w:rPr>
+          <w:color w:val="D0CECE" w:themeColor="background2" w:themeShade="E6"/>
+        </w:rPr>
+        <w:t xml:space="preserve"> </w:t>
+      </w:r>
+      <w:r>
+        <w:rPr>
+          <w:color w:val="D0CECE" w:themeColor="background2" w:themeShade="E6"/>
+        </w:rPr>
         <w:t xml:space="preserve">當電力設備遭遇電源不足或輸配電設備受限制時，導致用戶暫停或減少用電的情形，常以下列何者名稱出現？ ①停電 ②限電 ③斷電 ④配電 。 </w:t>
       </w:r>
     </w:p>
@@ -1027,17 +1226,26 @@
         </w:numPr>
         <w:spacing w:beforeLines="50" w:before="120" w:afterLines="50" w:after="120"/>
         <w:ind w:right="22" w:hanging="554"/>
-      </w:pPr>
-      <w:r>
-        <w:rPr>
-          <w:color w:val="F2F2F2" w:themeColor="background1" w:themeShade="F2"/>
+        <w:rPr>
+          <w:color w:val="D0CECE" w:themeColor="background2" w:themeShade="E6"/>
+        </w:rPr>
+      </w:pPr>
+      <w:r>
+        <w:rPr>
+          <w:color w:val="D0CECE" w:themeColor="background2" w:themeShade="E6"/>
         </w:rPr>
         <w:t>(2)</w:t>
       </w:r>
       <w:r>
-        <w:t xml:space="preserve"> </w:t>
-      </w:r>
-      <w:r>
+        <w:rPr>
+          <w:color w:val="D0CECE" w:themeColor="background2" w:themeShade="E6"/>
+        </w:rPr>
+        <w:t xml:space="preserve"> </w:t>
+      </w:r>
+      <w:r>
+        <w:rPr>
+          <w:color w:val="D0CECE" w:themeColor="background2" w:themeShade="E6"/>
+        </w:rPr>
         <w:t xml:space="preserve">上班性質的商辦大樓為了降低尖峰時段用電，下列何者是錯的？ ①使用儲冰式空調系統減少白天空調電能需求 ②白天有陽光照明，所以白天可以將照明設備全關掉 ③汰換老舊電梯馬達並使用變頻控制 ④電梯設定隔層停止控制，減少頻繁啟動 。 </w:t>
       </w:r>
     </w:p>
@@ -1049,18 +1257,27 @@
         </w:numPr>
         <w:spacing w:beforeLines="50" w:before="120" w:afterLines="50" w:after="120"/>
         <w:ind w:right="22" w:hanging="554"/>
-      </w:pPr>
-      <w:r>
-        <w:rPr>
-          <w:color w:val="F2F2F2" w:themeColor="background1" w:themeShade="F2"/>
+        <w:rPr>
+          <w:color w:val="D0CECE" w:themeColor="background2" w:themeShade="E6"/>
+        </w:rPr>
+      </w:pPr>
+      <w:r>
+        <w:rPr>
+          <w:color w:val="D0CECE" w:themeColor="background2" w:themeShade="E6"/>
         </w:rPr>
         <w:lastRenderedPageBreak/>
         <w:t>(2)</w:t>
       </w:r>
       <w:r>
-        <w:t xml:space="preserve"> </w:t>
-      </w:r>
-      <w:r>
+        <w:rPr>
+          <w:color w:val="D0CECE" w:themeColor="background2" w:themeShade="E6"/>
+        </w:rPr>
+        <w:t xml:space="preserve"> </w:t>
+      </w:r>
+      <w:r>
+        <w:rPr>
+          <w:color w:val="D0CECE" w:themeColor="background2" w:themeShade="E6"/>
+        </w:rPr>
         <w:t xml:space="preserve">為了節能與降低電費的需求，家電產品的正確選用應該如何？ ①選用高功率的產品效率較高 ②優先選用取得節能標章的產品 ③設備沒有壞，還是堪用，繼續用，不會增加支出 ④選用能效分級數字較高的產品，效率較高，5 級的比 1 級的電器產品更省電 。 </w:t>
       </w:r>
     </w:p>
@@ -1072,17 +1289,26 @@
         </w:numPr>
         <w:spacing w:beforeLines="50" w:before="120" w:afterLines="50" w:after="120"/>
         <w:ind w:right="22" w:hanging="554"/>
-      </w:pPr>
-      <w:r>
-        <w:rPr>
-          <w:color w:val="F2F2F2" w:themeColor="background1" w:themeShade="F2"/>
+        <w:rPr>
+          <w:color w:val="D0CECE" w:themeColor="background2" w:themeShade="E6"/>
+        </w:rPr>
+      </w:pPr>
+      <w:r>
+        <w:rPr>
+          <w:color w:val="D0CECE" w:themeColor="background2" w:themeShade="E6"/>
         </w:rPr>
         <w:t>(3)</w:t>
       </w:r>
       <w:r>
-        <w:t xml:space="preserve"> </w:t>
-      </w:r>
-      <w:r>
+        <w:rPr>
+          <w:color w:val="D0CECE" w:themeColor="background2" w:themeShade="E6"/>
+        </w:rPr>
+        <w:t xml:space="preserve"> </w:t>
+      </w:r>
+      <w:r>
+        <w:rPr>
+          <w:color w:val="D0CECE" w:themeColor="background2" w:themeShade="E6"/>
+        </w:rPr>
         <w:t xml:space="preserve">有效而正確的節能從選購產品開始，就一般而言，下列的因素中，何者是選購電氣設備的最優先考量項目？ ①用電量消耗電功率是多少瓦攸關電費支出，用電量小的優先 ②採購價格比較，便宜優先 ③安全第一，一定要通過安規檢驗合格 ④名人或演藝明星推薦，應該口碑較好 。 </w:t>
       </w:r>
     </w:p>
@@ -1105,7 +1331,23 @@
         <w:t xml:space="preserve"> </w:t>
       </w:r>
       <w:r>
-        <w:t xml:space="preserve">高效率燈具如果要降低眩光的不舒服，下列何者與降低刺眼眩光影響無關？ ①光源下方加裝擴散板或擴散膜 ②燈具的遮光板 ③光源的色溫 ④採用間接照明 。 </w:t>
+        <w:t>高效率燈具如果要降低</w:t>
+      </w:r>
+      <w:proofErr w:type="gramStart"/>
+      <w:r>
+        <w:t>眩</w:t>
+      </w:r>
+      <w:proofErr w:type="gramEnd"/>
+      <w:r>
+        <w:t>光的不舒服，下列何者與降低刺眼</w:t>
+      </w:r>
+      <w:proofErr w:type="gramStart"/>
+      <w:r>
+        <w:t>眩</w:t>
+      </w:r>
+      <w:proofErr w:type="gramEnd"/>
+      <w:r>
+        <w:t xml:space="preserve">光影響無關？ ①光源下方加裝擴散板或擴散膜 ②燈具的遮光板 ③光源的色溫 ④採用間接照明 。 </w:t>
       </w:r>
     </w:p>
     <w:p>
@@ -1138,18 +1380,55 @@
         </w:numPr>
         <w:spacing w:beforeLines="50" w:before="120" w:afterLines="50" w:after="120"/>
         <w:ind w:right="22" w:hanging="554"/>
-      </w:pPr>
-      <w:r>
-        <w:rPr>
-          <w:color w:val="F2F2F2" w:themeColor="background1" w:themeShade="F2"/>
+        <w:rPr>
+          <w:color w:val="D0CECE" w:themeColor="background2" w:themeShade="E6"/>
+        </w:rPr>
+      </w:pPr>
+      <w:r>
+        <w:rPr>
+          <w:color w:val="D0CECE" w:themeColor="background2" w:themeShade="E6"/>
         </w:rPr>
         <w:t>(4)</w:t>
       </w:r>
       <w:r>
-        <w:t xml:space="preserve"> </w:t>
-      </w:r>
-      <w:r>
-        <w:t xml:space="preserve">用電熱爐煮火鍋，採用中溫 50%加熱，比用高溫 100%加熱，將同一鍋水煮開，下列何者是對的？ ①中溫 50%加熱比較省電 ②高溫 100%加熱比較省電 ③中溫 50%加熱，電流反而比較大 ④兩種方式用電量是一樣的 。 </w:t>
+        <w:rPr>
+          <w:color w:val="D0CECE" w:themeColor="background2" w:themeShade="E6"/>
+        </w:rPr>
+        <w:t xml:space="preserve"> </w:t>
+      </w:r>
+      <w:r>
+        <w:rPr>
+          <w:color w:val="D0CECE" w:themeColor="background2" w:themeShade="E6"/>
+        </w:rPr>
+        <w:t>用</w:t>
+      </w:r>
+      <w:proofErr w:type="gramStart"/>
+      <w:r>
+        <w:rPr>
+          <w:color w:val="D0CECE" w:themeColor="background2" w:themeShade="E6"/>
+        </w:rPr>
+        <w:t>電熱爐煮火鍋</w:t>
+      </w:r>
+      <w:proofErr w:type="gramEnd"/>
+      <w:r>
+        <w:rPr>
+          <w:color w:val="D0CECE" w:themeColor="background2" w:themeShade="E6"/>
+        </w:rPr>
+        <w:t>，採用中溫 50%加熱，比用高溫 100%加熱，將</w:t>
+      </w:r>
+      <w:proofErr w:type="gramStart"/>
+      <w:r>
+        <w:rPr>
+          <w:color w:val="D0CECE" w:themeColor="background2" w:themeShade="E6"/>
+        </w:rPr>
+        <w:t>同一鍋</w:t>
+      </w:r>
+      <w:proofErr w:type="gramEnd"/>
+      <w:r>
+        <w:rPr>
+          <w:color w:val="D0CECE" w:themeColor="background2" w:themeShade="E6"/>
+        </w:rPr>
+        <w:t xml:space="preserve">水煮開，下列何者是對的？ ①中溫 50%加熱比較省電 ②高溫 100%加熱比較省電 ③中溫 50%加熱，電流反而比較大 ④兩種方式用電量是一樣的 。 </w:t>
       </w:r>
     </w:p>
     <w:p>
@@ -1202,13 +1481,7 @@
         <w:rPr>
           <w:color w:val="F2F2F2" w:themeColor="background1" w:themeShade="F2"/>
         </w:rPr>
-        <w:t>集合式住宅的地下停車場需要維持通風良好的空氣品質，又要兼顧節能效益，下列的排風扇控制方式何者是不恰當的？ ①淘汰老舊排風扇，改裝取得節能標章、適當容量高效率風扇 ②兩天一次運轉通風扇就好了 ③結合一氧化碳偵測器，自動啟動/停止控制 ④設定每天早晚二次定期啟動排風扇 。</w:t>
-      </w:r>
-      <w:r>
-        <w:rPr>
-          <w:color w:val="F2F2F2" w:themeColor="background1" w:themeShade="F2"/>
-        </w:rPr>
-        <w:t xml:space="preserve"> </w:t>
+        <w:t xml:space="preserve">集合式住宅的地下停車場需要維持通風良好的空氣品質，又要兼顧節能效益，下列的排風扇控制方式何者是不恰當的？ ①淘汰老舊排風扇，改裝取得節能標章、適當容量高效率風扇 ②兩天一次運轉通風扇就好了 ③結合一氧化碳偵測器，自動啟動/停止控制 ④設定每天早晚二次定期啟動排風扇 。 </w:t>
       </w:r>
     </w:p>
     <w:p>
@@ -1250,17 +1523,26 @@
         </w:numPr>
         <w:spacing w:beforeLines="50" w:before="120" w:afterLines="50" w:after="120"/>
         <w:ind w:right="22" w:hanging="554"/>
-      </w:pPr>
-      <w:r>
-        <w:rPr>
-          <w:color w:val="F2F2F2" w:themeColor="background1" w:themeShade="F2"/>
+        <w:rPr>
+          <w:color w:val="D0CECE" w:themeColor="background2" w:themeShade="E6"/>
+        </w:rPr>
+      </w:pPr>
+      <w:r>
+        <w:rPr>
+          <w:color w:val="D0CECE" w:themeColor="background2" w:themeShade="E6"/>
         </w:rPr>
         <w:t>(4)</w:t>
       </w:r>
       <w:r>
-        <w:t xml:space="preserve"> </w:t>
-      </w:r>
-      <w:r>
+        <w:rPr>
+          <w:color w:val="D0CECE" w:themeColor="background2" w:themeShade="E6"/>
+        </w:rPr>
+        <w:t xml:space="preserve"> </w:t>
+      </w:r>
+      <w:r>
+        <w:rPr>
+          <w:color w:val="D0CECE" w:themeColor="background2" w:themeShade="E6"/>
+        </w:rPr>
         <w:t xml:space="preserve">為了節能及兼顧冰箱的保溫效果，下列何者是錯誤或不正確的做法？ ①冰箱內上下層間不要塞滿，以利冷藏對流 ②食物存放位置紀錄清楚，一次拿齊食物，減少開門次數 ③冰箱門的密封壓條如果鬆弛，無法緊密關門，應儘速更新修復 ④冰箱內食物擺滿塞滿，效益最高 。 </w:t>
       </w:r>
     </w:p>
@@ -1272,40 +1554,80 @@
         </w:numPr>
         <w:spacing w:beforeLines="50" w:before="120" w:afterLines="50" w:after="120"/>
         <w:ind w:right="22" w:hanging="554"/>
-      </w:pPr>
-      <w:r>
-        <w:rPr>
-          <w:color w:val="F2F2F2" w:themeColor="background1" w:themeShade="F2"/>
+        <w:rPr>
+          <w:color w:val="D0CECE" w:themeColor="background2" w:themeShade="E6"/>
+        </w:rPr>
+      </w:pPr>
+      <w:r>
+        <w:rPr>
+          <w:color w:val="D0CECE" w:themeColor="background2" w:themeShade="E6"/>
         </w:rPr>
         <w:t>(2)</w:t>
       </w:r>
       <w:r>
-        <w:t xml:space="preserve"> </w:t>
-      </w:r>
-      <w:r>
-        <w:t xml:space="preserve">就加熱及節能觀點來評比，電鍋剩飯持續保溫至隔天再食用，與先放冰箱冷藏，隔天用微波爐加熱，下列何者是對的？ ①持續保溫較省電 ②微波爐再加熱比較省電又方便 ③兩者一樣 ④優先選電鍋保溫方式，因為馬上就可以吃 。 </w:t>
-      </w:r>
-    </w:p>
-    <w:p>
-      <w:pPr>
-        <w:numPr>
-          <w:ilvl w:val="0"/>
-          <w:numId w:val="1"/>
-        </w:numPr>
-        <w:spacing w:beforeLines="50" w:before="120" w:afterLines="50" w:after="120"/>
-        <w:ind w:right="22" w:hanging="554"/>
-      </w:pPr>
-      <w:r>
-        <w:rPr>
-          <w:color w:val="F2F2F2" w:themeColor="background1" w:themeShade="F2"/>
+        <w:rPr>
+          <w:color w:val="D0CECE" w:themeColor="background2" w:themeShade="E6"/>
+        </w:rPr>
+        <w:t xml:space="preserve"> </w:t>
+      </w:r>
+      <w:r>
+        <w:rPr>
+          <w:color w:val="D0CECE" w:themeColor="background2" w:themeShade="E6"/>
+        </w:rPr>
+        <w:t>就加熱及節能觀點來評比，電鍋剩飯持續保溫至隔天再食用，與先放冰箱冷藏，</w:t>
+      </w:r>
+      <w:proofErr w:type="gramStart"/>
+      <w:r>
+        <w:rPr>
+          <w:color w:val="D0CECE" w:themeColor="background2" w:themeShade="E6"/>
+        </w:rPr>
+        <w:t>隔天用微波爐</w:t>
+      </w:r>
+      <w:proofErr w:type="gramEnd"/>
+      <w:r>
+        <w:rPr>
+          <w:color w:val="D0CECE" w:themeColor="background2" w:themeShade="E6"/>
+        </w:rPr>
+        <w:t xml:space="preserve">加熱，下列何者是對的？ ①持續保溫較省電 ②微波爐再加熱比較省電又方便 ③兩者一樣 ④優先選電鍋保溫方式，因為馬上就可以吃 。 </w:t>
+      </w:r>
+    </w:p>
+    <w:p>
+      <w:pPr>
+        <w:numPr>
+          <w:ilvl w:val="0"/>
+          <w:numId w:val="1"/>
+        </w:numPr>
+        <w:spacing w:beforeLines="50" w:before="120" w:afterLines="50" w:after="120"/>
+        <w:ind w:right="22" w:hanging="554"/>
+        <w:rPr>
+          <w:color w:val="D0CECE" w:themeColor="background2" w:themeShade="E6"/>
+        </w:rPr>
+      </w:pPr>
+      <w:r>
+        <w:rPr>
+          <w:color w:val="D0CECE" w:themeColor="background2" w:themeShade="E6"/>
         </w:rPr>
         <w:t>(2)</w:t>
       </w:r>
       <w:r>
-        <w:t xml:space="preserve"> </w:t>
-      </w:r>
-      <w:r>
-        <w:t xml:space="preserve">不斷電系統 UPS 與緊急發電機的裝置都是應付臨時性供電狀況；停電時，下列的陳述何者是對的？ ①緊急發電機會先啟動，不斷電系統 UPS 是後備的 ②不斷電系統 UPS 先啟動，緊急發電機是後備的 ③兩者同時啟動 ④ 不斷電系統 UPS 可以撐比較久 。 </w:t>
+        <w:rPr>
+          <w:color w:val="D0CECE" w:themeColor="background2" w:themeShade="E6"/>
+        </w:rPr>
+        <w:t xml:space="preserve"> </w:t>
+      </w:r>
+      <w:proofErr w:type="gramStart"/>
+      <w:r>
+        <w:rPr>
+          <w:color w:val="D0CECE" w:themeColor="background2" w:themeShade="E6"/>
+        </w:rPr>
+        <w:t>不</w:t>
+      </w:r>
+      <w:proofErr w:type="gramEnd"/>
+      <w:r>
+        <w:rPr>
+          <w:color w:val="D0CECE" w:themeColor="background2" w:themeShade="E6"/>
+        </w:rPr>
+        <w:t xml:space="preserve">斷電系統 UPS 與緊急發電機的裝置都是應付臨時性供電狀況；停電時，下列的陳述何者是對的？ ①緊急發電機會先啟動，不斷電系統 UPS 是後備的 ②不斷電系統 UPS 先啟動，緊急發電機是後備的 ③兩者同時啟動 ④ 不斷電系統 UPS 可以撐比較久 。 </w:t>
       </w:r>
     </w:p>
     <w:p>
@@ -1370,39 +1692,65 @@
         </w:numPr>
         <w:spacing w:beforeLines="50" w:before="120" w:afterLines="50" w:after="120"/>
         <w:ind w:right="22" w:hanging="554"/>
-      </w:pPr>
-      <w:r>
-        <w:rPr>
-          <w:color w:val="F2F2F2" w:themeColor="background1" w:themeShade="F2"/>
+        <w:rPr>
+          <w:color w:val="D0CECE" w:themeColor="background2" w:themeShade="E6"/>
+        </w:rPr>
+      </w:pPr>
+      <w:r>
+        <w:rPr>
+          <w:color w:val="D0CECE" w:themeColor="background2" w:themeShade="E6"/>
         </w:rPr>
         <w:t>(1)</w:t>
       </w:r>
       <w:r>
-        <w:t xml:space="preserve"> </w:t>
-      </w:r>
-      <w:r>
-        <w:t xml:space="preserve">一般桶裝瓦斯(液化石油氣)主要成分為 ①丙烷 ②甲烷 ③辛烷 ④乙炔 及丁烷。 </w:t>
-      </w:r>
-    </w:p>
-    <w:p>
-      <w:pPr>
-        <w:numPr>
-          <w:ilvl w:val="0"/>
-          <w:numId w:val="1"/>
-        </w:numPr>
-        <w:spacing w:beforeLines="50" w:before="120" w:afterLines="50" w:after="120"/>
-        <w:ind w:right="22" w:hanging="554"/>
-      </w:pPr>
-      <w:r>
-        <w:rPr>
-          <w:color w:val="F2F2F2" w:themeColor="background1" w:themeShade="F2"/>
+        <w:rPr>
+          <w:color w:val="D0CECE" w:themeColor="background2" w:themeShade="E6"/>
+        </w:rPr>
+        <w:t xml:space="preserve"> </w:t>
+      </w:r>
+      <w:proofErr w:type="gramStart"/>
+      <w:r>
+        <w:rPr>
+          <w:color w:val="D0CECE" w:themeColor="background2" w:themeShade="E6"/>
+        </w:rPr>
+        <w:t>一般桶</w:t>
+      </w:r>
+      <w:proofErr w:type="gramEnd"/>
+      <w:r>
+        <w:rPr>
+          <w:color w:val="D0CECE" w:themeColor="background2" w:themeShade="E6"/>
+        </w:rPr>
+        <w:t xml:space="preserve">裝瓦斯(液化石油氣)主要成分為 ①丙烷 ②甲烷 ③辛烷 ④乙炔 及丁烷。 </w:t>
+      </w:r>
+    </w:p>
+    <w:p>
+      <w:pPr>
+        <w:numPr>
+          <w:ilvl w:val="0"/>
+          <w:numId w:val="1"/>
+        </w:numPr>
+        <w:spacing w:beforeLines="50" w:before="120" w:afterLines="50" w:after="120"/>
+        <w:ind w:right="22" w:hanging="554"/>
+        <w:rPr>
+          <w:color w:val="D0CECE" w:themeColor="background2" w:themeShade="E6"/>
+        </w:rPr>
+      </w:pPr>
+      <w:r>
+        <w:rPr>
+          <w:color w:val="D0CECE" w:themeColor="background2" w:themeShade="E6"/>
         </w:rPr>
         <w:t>(1)</w:t>
       </w:r>
       <w:r>
-        <w:t xml:space="preserve"> </w:t>
-      </w:r>
-      <w:r>
+        <w:rPr>
+          <w:color w:val="D0CECE" w:themeColor="background2" w:themeShade="E6"/>
+        </w:rPr>
+        <w:t xml:space="preserve"> </w:t>
+      </w:r>
+      <w:r>
+        <w:rPr>
+          <w:color w:val="D0CECE" w:themeColor="background2" w:themeShade="E6"/>
+        </w:rPr>
         <w:t xml:space="preserve">在正常操作，且提供相同使用條件之情形下，下列何種暖氣設備之能源效率最高？ ①冷暖氣機 ②電熱風扇 ③電熱輻射機 ④電暖爐 。 </w:t>
       </w:r>
     </w:p>
@@ -1414,17 +1762,26 @@
         </w:numPr>
         <w:spacing w:beforeLines="50" w:before="120" w:afterLines="50" w:after="120"/>
         <w:ind w:right="22" w:hanging="554"/>
-      </w:pPr>
-      <w:r>
-        <w:rPr>
-          <w:color w:val="F2F2F2" w:themeColor="background1" w:themeShade="F2"/>
+        <w:rPr>
+          <w:color w:val="D0CECE" w:themeColor="background2" w:themeShade="E6"/>
+        </w:rPr>
+      </w:pPr>
+      <w:r>
+        <w:rPr>
+          <w:color w:val="D0CECE" w:themeColor="background2" w:themeShade="E6"/>
         </w:rPr>
         <w:t>(4)</w:t>
       </w:r>
       <w:r>
-        <w:t xml:space="preserve"> </w:t>
-      </w:r>
-      <w:r>
+        <w:rPr>
+          <w:color w:val="D0CECE" w:themeColor="background2" w:themeShade="E6"/>
+        </w:rPr>
+        <w:t xml:space="preserve"> </w:t>
+      </w:r>
+      <w:r>
+        <w:rPr>
+          <w:color w:val="D0CECE" w:themeColor="background2" w:themeShade="E6"/>
+        </w:rPr>
         <w:t xml:space="preserve">下列何種熱水器所需能源費用最少？ ①電熱水器 ②天然瓦斯熱水器 ③柴油鍋爐熱水器 ④熱泵熱水器 。 </w:t>
       </w:r>
     </w:p>
@@ -1436,40 +1793,100 @@
         </w:numPr>
         <w:spacing w:beforeLines="50" w:before="120" w:afterLines="50" w:after="120"/>
         <w:ind w:right="141" w:hanging="554"/>
-      </w:pPr>
-      <w:r>
-        <w:rPr>
-          <w:color w:val="F2F2F2" w:themeColor="background1" w:themeShade="F2"/>
+        <w:rPr>
+          <w:color w:val="D0CECE" w:themeColor="background2" w:themeShade="E6"/>
+        </w:rPr>
+      </w:pPr>
+      <w:r>
+        <w:rPr>
+          <w:color w:val="D0CECE" w:themeColor="background2" w:themeShade="E6"/>
         </w:rPr>
         <w:t>(4)</w:t>
       </w:r>
       <w:r>
-        <w:t xml:space="preserve"> </w:t>
-      </w:r>
-      <w:r>
-        <w:t xml:space="preserve">某公司希望能進行節能減碳，為地球盡點心力，以下何種作為並不恰當？ ①將採購規定列入以下文字：「汰換設備時首先考慮能源效率 1 級或具有節能標章之產品」 ②盤查所有能源使用設備 ③實行能源管理 ④為考慮經營成本，汰換設備時採買最便宜的機種 。 </w:t>
-      </w:r>
-    </w:p>
-    <w:p>
-      <w:pPr>
-        <w:numPr>
-          <w:ilvl w:val="0"/>
-          <w:numId w:val="1"/>
-        </w:numPr>
-        <w:spacing w:beforeLines="50" w:before="120" w:afterLines="50" w:after="120"/>
-        <w:ind w:right="22" w:hanging="554"/>
-      </w:pPr>
-      <w:r>
-        <w:rPr>
-          <w:color w:val="F2F2F2" w:themeColor="background1" w:themeShade="F2"/>
+        <w:rPr>
+          <w:color w:val="D0CECE" w:themeColor="background2" w:themeShade="E6"/>
+        </w:rPr>
+        <w:t xml:space="preserve"> </w:t>
+      </w:r>
+      <w:r>
+        <w:rPr>
+          <w:color w:val="D0CECE" w:themeColor="background2" w:themeShade="E6"/>
+        </w:rPr>
+        <w:t>某公司希望能進行節能</w:t>
+      </w:r>
+      <w:proofErr w:type="gramStart"/>
+      <w:r>
+        <w:rPr>
+          <w:color w:val="D0CECE" w:themeColor="background2" w:themeShade="E6"/>
+        </w:rPr>
+        <w:t>減碳，</w:t>
+      </w:r>
+      <w:proofErr w:type="gramEnd"/>
+      <w:r>
+        <w:rPr>
+          <w:color w:val="D0CECE" w:themeColor="background2" w:themeShade="E6"/>
+        </w:rPr>
+        <w:t>為地球盡點心力，以下何種作為並不恰當？ ①將採購規定列入以下文字：「</w:t>
+      </w:r>
+      <w:proofErr w:type="gramStart"/>
+      <w:r>
+        <w:rPr>
+          <w:color w:val="D0CECE" w:themeColor="background2" w:themeShade="E6"/>
+        </w:rPr>
+        <w:t>汰</w:t>
+      </w:r>
+      <w:proofErr w:type="gramEnd"/>
+      <w:r>
+        <w:rPr>
+          <w:color w:val="D0CECE" w:themeColor="background2" w:themeShade="E6"/>
+        </w:rPr>
+        <w:t xml:space="preserve">換設備時首先考慮能源效率 1 級或具有節能標章之產品」 ②盤查所有能源使用設備 ③實行能源管理 ④為考慮經營成本，汰換設備時採買最便宜的機種 。 </w:t>
+      </w:r>
+    </w:p>
+    <w:p>
+      <w:pPr>
+        <w:numPr>
+          <w:ilvl w:val="0"/>
+          <w:numId w:val="1"/>
+        </w:numPr>
+        <w:spacing w:beforeLines="50" w:before="120" w:afterLines="50" w:after="120"/>
+        <w:ind w:right="22" w:hanging="554"/>
+        <w:rPr>
+          <w:color w:val="D0CECE" w:themeColor="background2" w:themeShade="E6"/>
+        </w:rPr>
+      </w:pPr>
+      <w:r>
+        <w:rPr>
+          <w:color w:val="D0CECE" w:themeColor="background2" w:themeShade="E6"/>
         </w:rPr>
         <w:t>(2)</w:t>
       </w:r>
       <w:r>
-        <w:t xml:space="preserve"> </w:t>
-      </w:r>
-      <w:r>
-        <w:t xml:space="preserve">冷氣外洩會造成能源之消耗，下列何者最耗能？ ①全開式有氣簾 ②全開式無氣簾 ③自動門有氣簾 ④自動門無氣簾 。 </w:t>
+        <w:rPr>
+          <w:color w:val="D0CECE" w:themeColor="background2" w:themeShade="E6"/>
+        </w:rPr>
+        <w:t xml:space="preserve"> </w:t>
+      </w:r>
+      <w:r>
+        <w:rPr>
+          <w:color w:val="D0CECE" w:themeColor="background2" w:themeShade="E6"/>
+        </w:rPr>
+        <w:t>冷氣外</w:t>
+      </w:r>
+      <w:proofErr w:type="gramStart"/>
+      <w:r>
+        <w:rPr>
+          <w:color w:val="D0CECE" w:themeColor="background2" w:themeShade="E6"/>
+        </w:rPr>
+        <w:t>洩</w:t>
+      </w:r>
+      <w:proofErr w:type="gramEnd"/>
+      <w:r>
+        <w:rPr>
+          <w:color w:val="D0CECE" w:themeColor="background2" w:themeShade="E6"/>
+        </w:rPr>
+        <w:t xml:space="preserve">會造成能源之消耗，下列何者最耗能？ ①全開式有氣簾 ②全開式無氣簾 ③自動門有氣簾 ④自動門無氣簾 。 </w:t>
       </w:r>
     </w:p>
     <w:p>
@@ -1511,17 +1928,26 @@
         </w:numPr>
         <w:spacing w:beforeLines="50" w:before="120" w:afterLines="50" w:after="120"/>
         <w:ind w:right="22" w:hanging="554"/>
-      </w:pPr>
-      <w:r>
-        <w:rPr>
-          <w:color w:val="F2F2F2" w:themeColor="background1" w:themeShade="F2"/>
+        <w:rPr>
+          <w:color w:val="D0CECE" w:themeColor="background2" w:themeShade="E6"/>
+        </w:rPr>
+      </w:pPr>
+      <w:r>
+        <w:rPr>
+          <w:color w:val="D0CECE" w:themeColor="background2" w:themeShade="E6"/>
         </w:rPr>
         <w:t>(2)</w:t>
       </w:r>
       <w:r>
-        <w:t xml:space="preserve"> </w:t>
-      </w:r>
-      <w:r>
+        <w:rPr>
+          <w:color w:val="D0CECE" w:themeColor="background2" w:themeShade="E6"/>
+        </w:rPr>
+        <w:t xml:space="preserve"> </w:t>
+      </w:r>
+      <w:r>
+        <w:rPr>
+          <w:color w:val="D0CECE" w:themeColor="background2" w:themeShade="E6"/>
+        </w:rPr>
         <w:t xml:space="preserve">有關再生能源的使用限制，下列何者敘述有誤？ ①風力、太陽能屬間歇性能源，供應不穩定 ②不易受天氣影響 ③需較大的土地面積 ④設置成本較高 。 </w:t>
       </w:r>
     </w:p>
@@ -1544,28 +1970,45 @@
         <w:t xml:space="preserve"> </w:t>
       </w:r>
       <w:r>
-        <w:t xml:space="preserve">全球暖化潛勢(Global Warming Potential, GWP)是衡量溫室氣體對全球暖化的影響，下列之 GWP 哪項表現較差？ ①200 ②300 ③400 ④500 。 </w:t>
-      </w:r>
-    </w:p>
-    <w:p>
-      <w:pPr>
-        <w:numPr>
-          <w:ilvl w:val="0"/>
-          <w:numId w:val="1"/>
-        </w:numPr>
-        <w:spacing w:beforeLines="50" w:before="120" w:afterLines="50" w:after="120"/>
-        <w:ind w:right="22" w:hanging="554"/>
-      </w:pPr>
-      <w:r>
-        <w:rPr>
-          <w:color w:val="F2F2F2" w:themeColor="background1" w:themeShade="F2"/>
+        <w:t>全球</w:t>
+      </w:r>
+      <w:proofErr w:type="gramStart"/>
+      <w:r>
+        <w:t>暖化潛</w:t>
+      </w:r>
+      <w:proofErr w:type="gramEnd"/>
+      <w:r>
+        <w:t xml:space="preserve">勢(Global Warming Potential, GWP)是衡量溫室氣體對全球暖化的影響，下列之 GWP 哪項表現較差？ ①200 ②300 ③400 ④500 。 </w:t>
+      </w:r>
+    </w:p>
+    <w:p>
+      <w:pPr>
+        <w:numPr>
+          <w:ilvl w:val="0"/>
+          <w:numId w:val="1"/>
+        </w:numPr>
+        <w:spacing w:beforeLines="50" w:before="120" w:afterLines="50" w:after="120"/>
+        <w:ind w:right="22" w:hanging="554"/>
+        <w:rPr>
+          <w:color w:val="D0CECE" w:themeColor="background2" w:themeShade="E6"/>
+        </w:rPr>
+      </w:pPr>
+      <w:r>
+        <w:rPr>
+          <w:color w:val="D0CECE" w:themeColor="background2" w:themeShade="E6"/>
         </w:rPr>
         <w:t>(3)</w:t>
       </w:r>
       <w:r>
-        <w:t xml:space="preserve"> </w:t>
-      </w:r>
-      <w:r>
+        <w:rPr>
+          <w:color w:val="D0CECE" w:themeColor="background2" w:themeShade="E6"/>
+        </w:rPr>
+        <w:t xml:space="preserve"> </w:t>
+      </w:r>
+      <w:r>
+        <w:rPr>
+          <w:color w:val="D0CECE" w:themeColor="background2" w:themeShade="E6"/>
+        </w:rPr>
         <w:t xml:space="preserve">有關台灣能源發展所面臨的挑戰，下列何者為非？ ①進口能源依存度高，能源安全易受國際影響 ②化石能源所占比例高，溫室氣體減量壓力大 ③自產能源充足，不需仰賴進口 ④能源密集度較先進國家仍有改善空間 。 </w:t>
       </w:r>
     </w:p>
@@ -1577,63 +2020,133 @@
         </w:numPr>
         <w:spacing w:beforeLines="50" w:before="120" w:afterLines="50" w:after="120" w:line="277" w:lineRule="auto"/>
         <w:ind w:right="22" w:hanging="554"/>
-      </w:pPr>
-      <w:r>
-        <w:rPr>
-          <w:color w:val="F2F2F2" w:themeColor="background1" w:themeShade="F2"/>
+        <w:rPr>
+          <w:color w:val="D0CECE" w:themeColor="background2" w:themeShade="E6"/>
+        </w:rPr>
+      </w:pPr>
+      <w:r>
+        <w:rPr>
+          <w:color w:val="D0CECE" w:themeColor="background2" w:themeShade="E6"/>
         </w:rPr>
         <w:t>(3)</w:t>
       </w:r>
       <w:r>
-        <w:t xml:space="preserve"> </w:t>
-      </w:r>
-      <w:r>
-        <w:t xml:space="preserve">若發生瓦斯外洩之情形，下列處理方法何者錯誤？ ①應先關閉瓦斯爐或熱水器等開關 ②緩慢地打開門窗，讓瓦斯自然飄散 ③開啟電風扇，加強空氣流動 ④在漏氣止住前，應保持警戒，嚴禁煙火 。 </w:t>
-      </w:r>
-    </w:p>
-    <w:p>
-      <w:pPr>
-        <w:numPr>
-          <w:ilvl w:val="0"/>
-          <w:numId w:val="1"/>
-        </w:numPr>
-        <w:spacing w:beforeLines="50" w:before="120" w:afterLines="50" w:after="120"/>
-        <w:ind w:right="22" w:hanging="554"/>
-      </w:pPr>
-      <w:r>
-        <w:rPr>
-          <w:color w:val="F2F2F2" w:themeColor="background1" w:themeShade="F2"/>
+        <w:rPr>
+          <w:color w:val="D0CECE" w:themeColor="background2" w:themeShade="E6"/>
+        </w:rPr>
+        <w:t xml:space="preserve"> </w:t>
+      </w:r>
+      <w:r>
+        <w:rPr>
+          <w:color w:val="D0CECE" w:themeColor="background2" w:themeShade="E6"/>
+        </w:rPr>
+        <w:t>若發生瓦斯外</w:t>
+      </w:r>
+      <w:proofErr w:type="gramStart"/>
+      <w:r>
+        <w:rPr>
+          <w:color w:val="D0CECE" w:themeColor="background2" w:themeShade="E6"/>
+        </w:rPr>
+        <w:t>洩</w:t>
+      </w:r>
+      <w:proofErr w:type="gramEnd"/>
+      <w:r>
+        <w:rPr>
+          <w:color w:val="D0CECE" w:themeColor="background2" w:themeShade="E6"/>
+        </w:rPr>
+        <w:t xml:space="preserve">之情形，下列處理方法何者錯誤？ ①應先關閉瓦斯爐或熱水器等開關 ②緩慢地打開門窗，讓瓦斯自然飄散 ③開啟電風扇，加強空氣流動 ④在漏氣止住前，應保持警戒，嚴禁煙火 。 </w:t>
+      </w:r>
+    </w:p>
+    <w:p>
+      <w:pPr>
+        <w:numPr>
+          <w:ilvl w:val="0"/>
+          <w:numId w:val="1"/>
+        </w:numPr>
+        <w:spacing w:beforeLines="50" w:before="120" w:afterLines="50" w:after="120"/>
+        <w:ind w:right="22" w:hanging="554"/>
+        <w:rPr>
+          <w:color w:val="D0CECE" w:themeColor="background2" w:themeShade="E6"/>
+        </w:rPr>
+      </w:pPr>
+      <w:r>
+        <w:rPr>
+          <w:color w:val="D0CECE" w:themeColor="background2" w:themeShade="E6"/>
         </w:rPr>
         <w:t>(1)</w:t>
       </w:r>
       <w:r>
-        <w:t xml:space="preserve"> </w:t>
-      </w:r>
-      <w:r>
-        <w:t>全球暖化潛勢(Global Warming Potential, GWP)是衡量溫室氣體對全球暖化的影響，其中是以何者為比較基準？ ①CO</w:t>
-      </w:r>
-      <w:r>
+        <w:rPr>
+          <w:color w:val="D0CECE" w:themeColor="background2" w:themeShade="E6"/>
+        </w:rPr>
+        <w:t xml:space="preserve"> </w:t>
+      </w:r>
+      <w:r>
+        <w:rPr>
+          <w:color w:val="D0CECE" w:themeColor="background2" w:themeShade="E6"/>
+        </w:rPr>
+        <w:t>全球</w:t>
+      </w:r>
+      <w:proofErr w:type="gramStart"/>
+      <w:r>
+        <w:rPr>
+          <w:color w:val="D0CECE" w:themeColor="background2" w:themeShade="E6"/>
+        </w:rPr>
+        <w:t>暖化潛</w:t>
+      </w:r>
+      <w:proofErr w:type="gramEnd"/>
+      <w:r>
+        <w:rPr>
+          <w:color w:val="D0CECE" w:themeColor="background2" w:themeShade="E6"/>
+        </w:rPr>
+        <w:t>勢(Global Warming Potential, GWP)是衡量溫室氣體對全球暖化的影響，其中是以何者為比較基準？ ①CO</w:t>
+      </w:r>
+      <w:r>
+        <w:rPr>
+          <w:color w:val="D0CECE" w:themeColor="background2" w:themeShade="E6"/>
+        </w:rPr>
         <w:t>2</w:t>
       </w:r>
       <w:r>
+        <w:rPr>
+          <w:color w:val="D0CECE" w:themeColor="background2" w:themeShade="E6"/>
+        </w:rPr>
         <w:t xml:space="preserve"> ②CH</w:t>
       </w:r>
       <w:r>
+        <w:rPr>
+          <w:color w:val="D0CECE" w:themeColor="background2" w:themeShade="E6"/>
+        </w:rPr>
         <w:t>4</w:t>
       </w:r>
       <w:r>
+        <w:rPr>
+          <w:color w:val="D0CECE" w:themeColor="background2" w:themeShade="E6"/>
+        </w:rPr>
         <w:t xml:space="preserve"> ③SF</w:t>
       </w:r>
       <w:r>
+        <w:rPr>
+          <w:color w:val="D0CECE" w:themeColor="background2" w:themeShade="E6"/>
+        </w:rPr>
         <w:t>6</w:t>
       </w:r>
       <w:r>
+        <w:rPr>
+          <w:color w:val="D0CECE" w:themeColor="background2" w:themeShade="E6"/>
+        </w:rPr>
         <w:t xml:space="preserve"> ④N</w:t>
       </w:r>
       <w:r>
+        <w:rPr>
+          <w:color w:val="D0CECE" w:themeColor="background2" w:themeShade="E6"/>
+        </w:rPr>
         <w:t>2</w:t>
       </w:r>
       <w:r>
+        <w:rPr>
+          <w:color w:val="D0CECE" w:themeColor="background2" w:themeShade="E6"/>
+        </w:rPr>
         <w:t>O。</w:t>
       </w:r>
     </w:p>
@@ -1676,17 +2189,26 @@
         </w:numPr>
         <w:spacing w:beforeLines="50" w:before="120" w:afterLines="50" w:after="120"/>
         <w:ind w:right="22" w:hanging="554"/>
-      </w:pPr>
-      <w:r>
-        <w:rPr>
-          <w:color w:val="F2F2F2" w:themeColor="background1" w:themeShade="F2"/>
+        <w:rPr>
+          <w:color w:val="D0CECE" w:themeColor="background2" w:themeShade="E6"/>
+        </w:rPr>
+      </w:pPr>
+      <w:r>
+        <w:rPr>
+          <w:color w:val="D0CECE" w:themeColor="background2" w:themeShade="E6"/>
         </w:rPr>
         <w:t>(1)</w:t>
       </w:r>
       <w:r>
-        <w:t xml:space="preserve"> </w:t>
-      </w:r>
-      <w:r>
+        <w:rPr>
+          <w:color w:val="D0CECE" w:themeColor="background2" w:themeShade="E6"/>
+        </w:rPr>
+        <w:t xml:space="preserve"> </w:t>
+      </w:r>
+      <w:r>
+        <w:rPr>
+          <w:color w:val="D0CECE" w:themeColor="background2" w:themeShade="E6"/>
+        </w:rPr>
         <w:t xml:space="preserve">下列何者燈泡發光效率最高？ ①LED 燈泡 ②省電燈泡 ③白熾燈泡 ④鹵素燈泡 。 </w:t>
       </w:r>
     </w:p>
@@ -1698,23 +2220,38 @@
         </w:numPr>
         <w:spacing w:beforeLines="50" w:before="120" w:afterLines="50" w:after="120"/>
         <w:ind w:right="22" w:hanging="554"/>
-      </w:pPr>
-      <w:r>
-        <w:rPr>
-          <w:color w:val="F2F2F2" w:themeColor="background1" w:themeShade="F2"/>
+        <w:rPr>
+          <w:color w:val="D0CECE" w:themeColor="background2" w:themeShade="E6"/>
+        </w:rPr>
+      </w:pPr>
+      <w:r>
+        <w:rPr>
+          <w:color w:val="D0CECE" w:themeColor="background2" w:themeShade="E6"/>
         </w:rPr>
         <w:t>(4)</w:t>
       </w:r>
       <w:r>
-        <w:t xml:space="preserve"> </w:t>
-      </w:r>
-      <w:r>
+        <w:rPr>
+          <w:color w:val="D0CECE" w:themeColor="background2" w:themeShade="E6"/>
+        </w:rPr>
+        <w:t xml:space="preserve"> </w:t>
+      </w:r>
+      <w:r>
+        <w:rPr>
+          <w:color w:val="D0CECE" w:themeColor="background2" w:themeShade="E6"/>
+        </w:rPr>
         <w:t>有關吹風機使用注意事項，下列敘述何者有誤？ ①請勿在潮濕的地方使用，以免觸電危險 ②應保持吹風機進、出風口之空氣流通，以免造成過熱</w:t>
       </w:r>
       <w:r>
-        <w:t xml:space="preserve"> </w:t>
-      </w:r>
-      <w:r>
+        <w:rPr>
+          <w:color w:val="D0CECE" w:themeColor="background2" w:themeShade="E6"/>
+        </w:rPr>
+        <w:t xml:space="preserve"> </w:t>
+      </w:r>
+      <w:r>
+        <w:rPr>
+          <w:color w:val="D0CECE" w:themeColor="background2" w:themeShade="E6"/>
+        </w:rPr>
         <w:t xml:space="preserve">③應避免長時間使用，使用時應保持適當的距離 ④可用來作為烘乾棉被及床單等用途 。 </w:t>
       </w:r>
     </w:p>
@@ -1793,18 +2330,41 @@
         </w:numPr>
         <w:spacing w:beforeLines="50" w:before="120" w:afterLines="50" w:after="120"/>
         <w:ind w:right="22" w:hanging="554"/>
-      </w:pPr>
-      <w:r>
-        <w:rPr>
-          <w:color w:val="F2F2F2" w:themeColor="background1" w:themeShade="F2"/>
+        <w:rPr>
+          <w:color w:val="D0CECE" w:themeColor="background2" w:themeShade="E6"/>
+        </w:rPr>
+      </w:pPr>
+      <w:r>
+        <w:rPr>
+          <w:color w:val="D0CECE" w:themeColor="background2" w:themeShade="E6"/>
         </w:rPr>
         <w:t>(2)</w:t>
       </w:r>
       <w:r>
-        <w:t xml:space="preserve"> </w:t>
-      </w:r>
-      <w:r>
-        <w:t xml:space="preserve">政府為推廣節能設備而補助民眾汰換老舊設備，下列何者的節電效益最佳？ ①將桌上檯燈光源由螢光燈換為 LED 燈 ②優先淘汰 10 年以上的老舊冷氣機為能源效率標示分級中之一級冷氣機 ③汰換電風扇，改裝設能源效率標示分級為一級的冷氣機 ④因為經費有限，選擇便宜的產品比較重要。 </w:t>
+        <w:rPr>
+          <w:color w:val="D0CECE" w:themeColor="background2" w:themeShade="E6"/>
+        </w:rPr>
+        <w:t xml:space="preserve"> </w:t>
+      </w:r>
+      <w:r>
+        <w:rPr>
+          <w:color w:val="D0CECE" w:themeColor="background2" w:themeShade="E6"/>
+        </w:rPr>
+        <w:t>政府為推廣節能設備而補助民眾</w:t>
+      </w:r>
+      <w:proofErr w:type="gramStart"/>
+      <w:r>
+        <w:rPr>
+          <w:color w:val="D0CECE" w:themeColor="background2" w:themeShade="E6"/>
+        </w:rPr>
+        <w:t>汰</w:t>
+      </w:r>
+      <w:proofErr w:type="gramEnd"/>
+      <w:r>
+        <w:rPr>
+          <w:color w:val="D0CECE" w:themeColor="background2" w:themeShade="E6"/>
+        </w:rPr>
+        <w:t xml:space="preserve">換老舊設備，下列何者的節電效益最佳？ ①將桌上檯燈光源由螢光燈換為 LED 燈 ②優先淘汰 10 年以上的老舊冷氣機為能源效率標示分級中之一級冷氣機 ③汰換電風扇，改裝設能源效率標示分級為一級的冷氣機 ④因為經費有限，選擇便宜的產品比較重要。 </w:t>
       </w:r>
     </w:p>
     <w:p>
@@ -1837,17 +2397,26 @@
         </w:numPr>
         <w:spacing w:beforeLines="50" w:before="120" w:afterLines="50" w:after="120"/>
         <w:ind w:right="22" w:hanging="554"/>
-      </w:pPr>
-      <w:r>
-        <w:rPr>
-          <w:color w:val="F2F2F2" w:themeColor="background1" w:themeShade="F2"/>
+        <w:rPr>
+          <w:color w:val="D0CECE" w:themeColor="background2" w:themeShade="E6"/>
+        </w:rPr>
+      </w:pPr>
+      <w:r>
+        <w:rPr>
+          <w:color w:val="D0CECE" w:themeColor="background2" w:themeShade="E6"/>
         </w:rPr>
         <w:t>(1)</w:t>
       </w:r>
       <w:r>
-        <w:t xml:space="preserve"> </w:t>
-      </w:r>
-      <w:r>
+        <w:rPr>
+          <w:color w:val="D0CECE" w:themeColor="background2" w:themeShade="E6"/>
+        </w:rPr>
+        <w:t xml:space="preserve"> </w:t>
+      </w:r>
+      <w:r>
+        <w:rPr>
+          <w:color w:val="D0CECE" w:themeColor="background2" w:themeShade="E6"/>
+        </w:rPr>
         <w:t xml:space="preserve">漏電影響節電成效，並且影響用電安全，簡易的查修方法為 ①電氣材料行買支驗電起子，碰觸電氣設備的外殼，就可查出漏電與否 ②用手碰觸就可以知道有無漏電 ③用三用電表檢查 ④看電費單有無紀錄 。 </w:t>
       </w:r>
     </w:p>
@@ -1859,18 +2428,41 @@
         </w:numPr>
         <w:spacing w:beforeLines="50" w:before="120" w:afterLines="50" w:after="120"/>
         <w:ind w:right="22" w:hanging="554"/>
-      </w:pPr>
-      <w:r>
-        <w:rPr>
-          <w:color w:val="F2F2F2" w:themeColor="background1" w:themeShade="F2"/>
+        <w:rPr>
+          <w:color w:val="D0CECE" w:themeColor="background2" w:themeShade="E6"/>
+        </w:rPr>
+      </w:pPr>
+      <w:r>
+        <w:rPr>
+          <w:color w:val="D0CECE" w:themeColor="background2" w:themeShade="E6"/>
         </w:rPr>
         <w:t>(2)</w:t>
       </w:r>
       <w:r>
-        <w:t xml:space="preserve"> </w:t>
-      </w:r>
-      <w:r>
-        <w:t xml:space="preserve">使用了 10 幾年的通風換氣扇老舊又骯髒，噪音又大，維修時採取下列哪一種對策最為正確及節能？ ①定期拆下來清洗油垢 ②不必再猶豫，10 年以上的電扇效率偏低，直接換為高效率通風扇 ③直接噴沙拉脫清潔劑就可以了，省錢又方便 ④高效率通風扇較貴，換同機型的廠內備用品就好了。 </w:t>
+        <w:rPr>
+          <w:color w:val="D0CECE" w:themeColor="background2" w:themeShade="E6"/>
+        </w:rPr>
+        <w:t xml:space="preserve"> </w:t>
+      </w:r>
+      <w:r>
+        <w:rPr>
+          <w:color w:val="D0CECE" w:themeColor="background2" w:themeShade="E6"/>
+        </w:rPr>
+        <w:t>使用了 10 幾年的通風</w:t>
+      </w:r>
+      <w:proofErr w:type="gramStart"/>
+      <w:r>
+        <w:rPr>
+          <w:color w:val="D0CECE" w:themeColor="background2" w:themeShade="E6"/>
+        </w:rPr>
+        <w:t>換氣扇老舊</w:t>
+      </w:r>
+      <w:proofErr w:type="gramEnd"/>
+      <w:r>
+        <w:rPr>
+          <w:color w:val="D0CECE" w:themeColor="background2" w:themeShade="E6"/>
+        </w:rPr>
+        <w:t xml:space="preserve">又骯髒，噪音又大，維修時採取下列哪一種對策最為正確及節能？ ①定期拆下來清洗油垢 ②不必再猶豫，10 年以上的電扇效率偏低，直接換為高效率通風扇 ③直接噴沙拉脫清潔劑就可以了，省錢又方便 ④高效率通風扇較貴，換同機型的廠內備用品就好了。 </w:t>
       </w:r>
     </w:p>
     <w:p>
@@ -1956,17 +2548,26 @@
         </w:numPr>
         <w:spacing w:beforeLines="50" w:before="120" w:afterLines="50" w:after="120"/>
         <w:ind w:right="22" w:hanging="554"/>
-      </w:pPr>
-      <w:r>
-        <w:rPr>
-          <w:color w:val="F2F2F2" w:themeColor="background1" w:themeShade="F2"/>
+        <w:rPr>
+          <w:color w:val="D0CECE" w:themeColor="background2" w:themeShade="E6"/>
+        </w:rPr>
+      </w:pPr>
+      <w:r>
+        <w:rPr>
+          <w:color w:val="D0CECE" w:themeColor="background2" w:themeShade="E6"/>
         </w:rPr>
         <w:t>(1)</w:t>
       </w:r>
       <w:r>
-        <w:t xml:space="preserve"> </w:t>
-      </w:r>
-      <w:r>
+        <w:rPr>
+          <w:color w:val="D0CECE" w:themeColor="background2" w:themeShade="E6"/>
+        </w:rPr>
+        <w:t xml:space="preserve"> </w:t>
+      </w:r>
+      <w:r>
+        <w:rPr>
+          <w:color w:val="D0CECE" w:themeColor="background2" w:themeShade="E6"/>
+        </w:rPr>
         <w:t xml:space="preserve">家庭用電最大宗來自於 ①空調及照明 ②電腦 ③電視 ④吹風機 。 </w:t>
       </w:r>
     </w:p>
@@ -1978,17 +2579,26 @@
         </w:numPr>
         <w:spacing w:beforeLines="50" w:before="120" w:afterLines="50" w:after="120"/>
         <w:ind w:right="22" w:hanging="554"/>
-      </w:pPr>
-      <w:r>
-        <w:rPr>
-          <w:color w:val="F2F2F2" w:themeColor="background1" w:themeShade="F2"/>
+        <w:rPr>
+          <w:color w:val="D0CECE" w:themeColor="background2" w:themeShade="E6"/>
+        </w:rPr>
+      </w:pPr>
+      <w:r>
+        <w:rPr>
+          <w:color w:val="D0CECE" w:themeColor="background2" w:themeShade="E6"/>
         </w:rPr>
         <w:t>(2)</w:t>
       </w:r>
       <w:r>
-        <w:t xml:space="preserve"> </w:t>
-      </w:r>
-      <w:r>
+        <w:rPr>
+          <w:color w:val="D0CECE" w:themeColor="background2" w:themeShade="E6"/>
+        </w:rPr>
+        <w:t xml:space="preserve"> </w:t>
+      </w:r>
+      <w:r>
+        <w:rPr>
+          <w:color w:val="D0CECE" w:themeColor="background2" w:themeShade="E6"/>
+        </w:rPr>
         <w:t xml:space="preserve">為減少日照降低空調負載，下列何種處理方式是錯誤的？ ①窗戶裝設窗簾或貼隔熱紙 ②將窗戶或門開啟，讓屋內外空氣自然對流 ③屋頂加裝隔熱材、高反射率塗料或噴水 ④於屋頂進行薄層綠化 。 </w:t>
       </w:r>
     </w:p>
@@ -2011,7 +2621,23 @@
         <w:t xml:space="preserve"> </w:t>
       </w:r>
       <w:r>
-        <w:t xml:space="preserve">電冰箱放置處，四周應至少預留離牆多少公分之散熱空間，以達省電效果？ ①5 ②10 ③15 ④20 。 </w:t>
+        <w:t>電冰箱放置處，四周應至少</w:t>
+      </w:r>
+      <w:proofErr w:type="gramStart"/>
+      <w:r>
+        <w:t>預留離牆</w:t>
+      </w:r>
+      <w:proofErr w:type="gramEnd"/>
+      <w:r>
+        <w:t>多少</w:t>
+      </w:r>
+      <w:proofErr w:type="gramStart"/>
+      <w:r>
+        <w:t>公分之</w:t>
+      </w:r>
+      <w:proofErr w:type="gramEnd"/>
+      <w:r>
+        <w:t xml:space="preserve">散熱空間，以達省電效果？ ①5 ②10 ③15 ④20 。 </w:t>
       </w:r>
     </w:p>
     <w:p>
@@ -2164,7 +2790,21 @@
         <w:rPr>
           <w:color w:val="F2F2F2" w:themeColor="background1" w:themeShade="F2"/>
         </w:rPr>
-        <w:t xml:space="preserve">如下圖，你知道這是什麼標章嗎？ ①省水標章 ②環保標章 ③奈米標章 ④ 能源效率標示 。 </w:t>
+        <w:t>如下圖，你知道這是什麼</w:t>
+      </w:r>
+      <w:proofErr w:type="gramStart"/>
+      <w:r>
+        <w:rPr>
+          <w:color w:val="F2F2F2" w:themeColor="background1" w:themeShade="F2"/>
+        </w:rPr>
+        <w:t>標章嗎</w:t>
+      </w:r>
+      <w:proofErr w:type="gramEnd"/>
+      <w:r>
+        <w:rPr>
+          <w:color w:val="F2F2F2" w:themeColor="background1" w:themeShade="F2"/>
+        </w:rPr>
+        <w:t xml:space="preserve">？ ①省水標章 ②環保標章 ③奈米標章 ④ 能源效率標示 。 </w:t>
       </w:r>
     </w:p>
     <w:p>
@@ -2197,26 +2837,39 @@
         </w:numPr>
         <w:spacing w:beforeLines="50" w:before="120" w:afterLines="50" w:after="120"/>
         <w:ind w:right="22" w:hanging="554"/>
-      </w:pPr>
-      <w:r>
-        <w:rPr>
-          <w:color w:val="F2F2F2" w:themeColor="background1" w:themeShade="F2"/>
+        <w:rPr>
+          <w:color w:val="D0CECE" w:themeColor="background2" w:themeShade="E6"/>
+        </w:rPr>
+      </w:pPr>
+      <w:r>
+        <w:rPr>
+          <w:color w:val="D0CECE" w:themeColor="background2" w:themeShade="E6"/>
         </w:rPr>
         <w:t>(1)</w:t>
       </w:r>
       <w:r>
-        <w:t xml:space="preserve"> </w:t>
-      </w:r>
-      <w:r>
+        <w:rPr>
+          <w:color w:val="D0CECE" w:themeColor="background2" w:themeShade="E6"/>
+        </w:rPr>
+        <w:t xml:space="preserve"> </w:t>
+      </w:r>
+      <w:r>
+        <w:rPr>
+          <w:color w:val="D0CECE" w:themeColor="background2" w:themeShade="E6"/>
+        </w:rPr>
         <w:t>屋頂隔熱可有效降低空調用電，下列何項措施較不適當？ ①屋頂儲水隔熱</w:t>
       </w:r>
       <w:r>
         <w:rPr>
           <w:rFonts w:hint="eastAsia"/>
-        </w:rPr>
-        <w:t xml:space="preserve"> </w:t>
-      </w:r>
-      <w:r>
+          <w:color w:val="D0CECE" w:themeColor="background2" w:themeShade="E6"/>
+        </w:rPr>
+        <w:t xml:space="preserve"> </w:t>
+      </w:r>
+      <w:r>
+        <w:rPr>
+          <w:color w:val="D0CECE" w:themeColor="background2" w:themeShade="E6"/>
+        </w:rPr>
         <w:t xml:space="preserve">②屋頂綠化 ③於適當位置設置太陽能板發電同時加以隔熱 ④鋪設隔熱磚。 </w:t>
       </w:r>
     </w:p>
@@ -2378,17 +3031,26 @@
         </w:numPr>
         <w:spacing w:beforeLines="50" w:before="120" w:afterLines="50" w:after="120"/>
         <w:ind w:right="22" w:hanging="554"/>
-      </w:pPr>
-      <w:r>
-        <w:rPr>
-          <w:color w:val="F2F2F2" w:themeColor="background1" w:themeShade="F2"/>
+        <w:rPr>
+          <w:color w:val="D0CECE" w:themeColor="background2" w:themeShade="E6"/>
+        </w:rPr>
+      </w:pPr>
+      <w:r>
+        <w:rPr>
+          <w:color w:val="D0CECE" w:themeColor="background2" w:themeShade="E6"/>
         </w:rPr>
         <w:t>(3)</w:t>
       </w:r>
       <w:r>
-        <w:t xml:space="preserve"> </w:t>
-      </w:r>
-      <w:r>
+        <w:rPr>
+          <w:color w:val="D0CECE" w:themeColor="background2" w:themeShade="E6"/>
+        </w:rPr>
+        <w:t xml:space="preserve"> </w:t>
+      </w:r>
+      <w:r>
+        <w:rPr>
+          <w:color w:val="D0CECE" w:themeColor="background2" w:themeShade="E6"/>
+        </w:rPr>
         <w:t xml:space="preserve">如果水龍頭流量過大，下列何種處理方式是錯誤的？ ①加裝節水墊片或起波器 ②加裝可自動關閉水龍頭的自動感應器 ③直接換裝沒有省水標章的水龍頭 ④直接調整水龍頭到適當水量 。 </w:t>
       </w:r>
     </w:p>
@@ -2417,11 +3079,19 @@
         </w:rPr>
         <w:t xml:space="preserve"> </w:t>
       </w:r>
-      <w:r>
-        <w:rPr>
-          <w:color w:val="F2F2F2" w:themeColor="background1" w:themeShade="F2"/>
-        </w:rPr>
-        <w:t xml:space="preserve">洗菜水、洗碗水、洗衣水、洗澡水等的清洗水，不可直接利用來做什麼用途？ ①洗地板 ②沖馬桶 ③澆花 ④飲用水 。 </w:t>
+      <w:proofErr w:type="gramStart"/>
+      <w:r>
+        <w:rPr>
+          <w:color w:val="F2F2F2" w:themeColor="background1" w:themeShade="F2"/>
+        </w:rPr>
+        <w:t>洗菜水</w:t>
+      </w:r>
+      <w:proofErr w:type="gramEnd"/>
+      <w:r>
+        <w:rPr>
+          <w:color w:val="F2F2F2" w:themeColor="background1" w:themeShade="F2"/>
+        </w:rPr>
+        <w:t xml:space="preserve">、洗碗水、洗衣水、洗澡水等的清洗水，不可直接利用來做什麼用途？ ①洗地板 ②沖馬桶 ③澆花 ④飲用水 。 </w:t>
       </w:r>
     </w:p>
     <w:p>
@@ -2580,7 +3250,15 @@
         <w:t xml:space="preserve"> </w:t>
       </w:r>
       <w:r>
-        <w:t xml:space="preserve">洗碗、洗菜用何種方式可以達到清洗又省水的效果？ ①對著水龍頭直接沖洗，且要盡量將水龍頭開大才能確保洗的乾淨 ②將適量的水放在盆槽內洗濯，以減少用水 ③把碗盤、菜等浸在水盆裡，再開水龍頭拼命沖水 ④用熱水及冷水大量交叉沖洗達到最佳清洗效果 。 </w:t>
+        <w:t>洗碗、</w:t>
+      </w:r>
+      <w:proofErr w:type="gramStart"/>
+      <w:r>
+        <w:t>洗菜用何種</w:t>
+      </w:r>
+      <w:proofErr w:type="gramEnd"/>
+      <w:r>
+        <w:t xml:space="preserve">方式可以達到清洗又省水的效果？ ①對著水龍頭直接沖洗，且要盡量將水龍頭開大才能確保洗的乾淨 ②將適量的水放在盆槽內洗濯，以減少用水 ③把碗盤、菜等浸在水盆裡，再開水龍頭拼命沖水 ④用熱水及冷水大量交叉沖洗達到最佳清洗效果 。 </w:t>
       </w:r>
     </w:p>
     <w:p>
@@ -2642,7 +3320,21 @@
         <w:rPr>
           <w:color w:val="F2F2F2" w:themeColor="background1" w:themeShade="F2"/>
         </w:rPr>
-        <w:t>如下圖，你知道這是什麼標章嗎？ ①奈米標章 ②環保標章 ③省水標章 ④</w:t>
+        <w:t>如下圖，你知道這是什麼</w:t>
+      </w:r>
+      <w:proofErr w:type="gramStart"/>
+      <w:r>
+        <w:rPr>
+          <w:color w:val="F2F2F2" w:themeColor="background1" w:themeShade="F2"/>
+        </w:rPr>
+        <w:t>標章嗎</w:t>
+      </w:r>
+      <w:proofErr w:type="gramEnd"/>
+      <w:r>
+        <w:rPr>
+          <w:color w:val="F2F2F2" w:themeColor="background1" w:themeShade="F2"/>
+        </w:rPr>
+        <w:t>？ ①奈米標章 ②環保標章 ③省水標章 ④</w:t>
       </w:r>
     </w:p>
     <w:p>
@@ -2727,17 +3419,26 @@
         </w:numPr>
         <w:spacing w:beforeLines="50" w:before="120" w:afterLines="50" w:after="120"/>
         <w:ind w:right="22" w:hanging="554"/>
-      </w:pPr>
-      <w:r>
-        <w:rPr>
-          <w:color w:val="F2F2F2" w:themeColor="background1" w:themeShade="F2"/>
+        <w:rPr>
+          <w:color w:val="D0CECE" w:themeColor="background2" w:themeShade="E6"/>
+        </w:rPr>
+      </w:pPr>
+      <w:r>
+        <w:rPr>
+          <w:color w:val="D0CECE" w:themeColor="background2" w:themeShade="E6"/>
         </w:rPr>
         <w:t>(3)</w:t>
       </w:r>
       <w:r>
-        <w:t xml:space="preserve"> </w:t>
-      </w:r>
-      <w:r>
+        <w:rPr>
+          <w:color w:val="D0CECE" w:themeColor="background2" w:themeShade="E6"/>
+        </w:rPr>
+        <w:t xml:space="preserve"> </w:t>
+      </w:r>
+      <w:r>
+        <w:rPr>
+          <w:color w:val="D0CECE" w:themeColor="background2" w:themeShade="E6"/>
+        </w:rPr>
         <w:t xml:space="preserve">澆花的時間何時較為適當，水分不易蒸發又對植物最好？ ①正中午 ②下午時段 ③清晨或傍晚 ④半夜十二點 。 </w:t>
       </w:r>
     </w:p>
@@ -2849,17 +3550,26 @@
         </w:numPr>
         <w:spacing w:beforeLines="50" w:before="120" w:afterLines="50" w:after="120"/>
         <w:ind w:right="22" w:hanging="554"/>
-      </w:pPr>
-      <w:r>
-        <w:rPr>
-          <w:color w:val="F2F2F2" w:themeColor="background1" w:themeShade="F2"/>
+        <w:rPr>
+          <w:color w:val="D0CECE" w:themeColor="background2" w:themeShade="E6"/>
+        </w:rPr>
+      </w:pPr>
+      <w:r>
+        <w:rPr>
+          <w:color w:val="D0CECE" w:themeColor="background2" w:themeShade="E6"/>
         </w:rPr>
         <w:t>(1)</w:t>
       </w:r>
       <w:r>
-        <w:t xml:space="preserve"> </w:t>
-      </w:r>
-      <w:r>
+        <w:rPr>
+          <w:color w:val="D0CECE" w:themeColor="background2" w:themeShade="E6"/>
+        </w:rPr>
+        <w:t xml:space="preserve"> </w:t>
+      </w:r>
+      <w:r>
+        <w:rPr>
+          <w:color w:val="D0CECE" w:themeColor="background2" w:themeShade="E6"/>
+        </w:rPr>
         <w:t xml:space="preserve">下列何種現象無法看出家裡有漏水的問題？ ①水龍頭打開使用時，水表的指針持續在轉動 ②牆面、地面或天花板忽然出現潮濕的現象 ③馬桶裡的水常在晃動，或是沒辦法止水 ④水費有大幅度增加 。 </w:t>
       </w:r>
     </w:p>
@@ -2887,11 +3597,19 @@
         </w:rPr>
         <w:t xml:space="preserve"> </w:t>
       </w:r>
-      <w:r>
-        <w:rPr>
-          <w:color w:val="F2F2F2" w:themeColor="background1" w:themeShade="F2"/>
-        </w:rPr>
-        <w:t xml:space="preserve">蓮篷頭出水量過大時，下列何者無法達到省水？ ①換裝有省水標章的低流量(5~10L/min)蓮蓬頭 ②淋浴時水量開大，無需改變使用方法 ③洗澡時間盡量縮短，塗抹肥皂時要把蓮蓬頭關起來 ④調整熱水器水量到適中位置。 </w:t>
+      <w:proofErr w:type="gramStart"/>
+      <w:r>
+        <w:rPr>
+          <w:color w:val="F2F2F2" w:themeColor="background1" w:themeShade="F2"/>
+        </w:rPr>
+        <w:t>蓮篷頭出水量</w:t>
+      </w:r>
+      <w:proofErr w:type="gramEnd"/>
+      <w:r>
+        <w:rPr>
+          <w:color w:val="F2F2F2" w:themeColor="background1" w:themeShade="F2"/>
+        </w:rPr>
+        <w:t xml:space="preserve">過大時，下列何者無法達到省水？ ①換裝有省水標章的低流量(5~10L/min)蓮蓬頭 ②淋浴時水量開大，無需改變使用方法 ③洗澡時間盡量縮短，塗抹肥皂時要把蓮蓬頭關起來 ④調整熱水器水量到適中位置。 </w:t>
       </w:r>
     </w:p>
     <w:p>
@@ -2975,47 +3693,80 @@
         <w:t xml:space="preserve"> </w:t>
       </w:r>
       <w:r>
-        <w:t xml:space="preserve">台灣是屬缺水地區，每人每年實際分配到可利用水量是世界平均值的約多少？ ①六分之一 ②二分之一 ③四分之一 ④五分之一 。 </w:t>
-      </w:r>
-    </w:p>
-    <w:p>
-      <w:pPr>
-        <w:numPr>
-          <w:ilvl w:val="0"/>
-          <w:numId w:val="1"/>
-        </w:numPr>
-        <w:spacing w:beforeLines="50" w:before="120" w:afterLines="50" w:after="120" w:line="277" w:lineRule="auto"/>
-        <w:ind w:right="22" w:hanging="554"/>
-        <w:jc w:val="left"/>
-        <w:rPr>
-          <w:color w:val="F2F2F2" w:themeColor="background1" w:themeShade="F2"/>
-        </w:rPr>
-      </w:pPr>
-      <w:r>
-        <w:rPr>
-          <w:color w:val="F2F2F2" w:themeColor="background1" w:themeShade="F2"/>
-        </w:rPr>
-        <w:t>(3)</w:t>
-      </w:r>
-      <w:r>
-        <w:rPr>
-          <w:color w:val="F2F2F2" w:themeColor="background1" w:themeShade="F2"/>
-        </w:rPr>
-        <w:t xml:space="preserve"> </w:t>
-      </w:r>
-      <w:r>
-        <w:rPr>
-          <w:color w:val="F2F2F2" w:themeColor="background1" w:themeShade="F2"/>
-        </w:rPr>
-        <w:t>台灣年降雨量是世界平均值的 2.6 倍，卻仍屬缺水地區，原因何者為非？ ①台灣由於山坡陡峻，以及颱風豪雨雨勢急促，大部分的降雨量皆迅速流入海洋 ②降</w:t>
+        <w:t>台灣</w:t>
+      </w:r>
+      <w:proofErr w:type="gramStart"/>
+      <w:r>
+        <w:t>是屬缺水</w:t>
+      </w:r>
+      <w:proofErr w:type="gramEnd"/>
+      <w:r>
+        <w:t>地區，每人每年實際分配到可利用水量</w:t>
       </w:r>
       <w:bookmarkStart w:id="0" w:name="_GoBack"/>
       <w:bookmarkEnd w:id="0"/>
       <w:r>
-        <w:rPr>
-          <w:color w:val="F2F2F2" w:themeColor="background1" w:themeShade="F2"/>
-        </w:rPr>
-        <w:t xml:space="preserve">雨量在地域、季節分佈極不平均 ③水庫蓋得太少 ④台灣自來水水價過於便宜 。 </w:t>
+        <w:t xml:space="preserve">是世界平均值的約多少？ ①六分之一 ②二分之一 ③四分之一 ④五分之一 。 </w:t>
+      </w:r>
+    </w:p>
+    <w:p>
+      <w:pPr>
+        <w:numPr>
+          <w:ilvl w:val="0"/>
+          <w:numId w:val="1"/>
+        </w:numPr>
+        <w:spacing w:beforeLines="50" w:before="120" w:afterLines="50" w:after="120" w:line="277" w:lineRule="auto"/>
+        <w:ind w:right="22" w:hanging="554"/>
+        <w:jc w:val="left"/>
+        <w:rPr>
+          <w:color w:val="F2F2F2" w:themeColor="background1" w:themeShade="F2"/>
+        </w:rPr>
+      </w:pPr>
+      <w:r>
+        <w:rPr>
+          <w:color w:val="F2F2F2" w:themeColor="background1" w:themeShade="F2"/>
+        </w:rPr>
+        <w:t>(3)</w:t>
+      </w:r>
+      <w:r>
+        <w:rPr>
+          <w:color w:val="F2F2F2" w:themeColor="background1" w:themeShade="F2"/>
+        </w:rPr>
+        <w:t xml:space="preserve"> </w:t>
+      </w:r>
+      <w:r>
+        <w:rPr>
+          <w:color w:val="F2F2F2" w:themeColor="background1" w:themeShade="F2"/>
+        </w:rPr>
+        <w:t xml:space="preserve">台灣年降雨量是世界平均值的 2.6 </w:t>
+      </w:r>
+      <w:proofErr w:type="gramStart"/>
+      <w:r>
+        <w:rPr>
+          <w:color w:val="F2F2F2" w:themeColor="background1" w:themeShade="F2"/>
+        </w:rPr>
+        <w:t>倍</w:t>
+      </w:r>
+      <w:proofErr w:type="gramEnd"/>
+      <w:r>
+        <w:rPr>
+          <w:color w:val="F2F2F2" w:themeColor="background1" w:themeShade="F2"/>
+        </w:rPr>
+        <w:t>，卻</w:t>
+      </w:r>
+      <w:proofErr w:type="gramStart"/>
+      <w:r>
+        <w:rPr>
+          <w:color w:val="F2F2F2" w:themeColor="background1" w:themeShade="F2"/>
+        </w:rPr>
+        <w:t>仍屬缺水</w:t>
+      </w:r>
+      <w:proofErr w:type="gramEnd"/>
+      <w:r>
+        <w:rPr>
+          <w:color w:val="F2F2F2" w:themeColor="background1" w:themeShade="F2"/>
+        </w:rPr>
+        <w:t xml:space="preserve">地區，原因何者為非？ ①台灣由於山坡陡峻，以及颱風豪雨雨勢急促，大部分的降雨量皆迅速流入海洋 ②降雨量在地域、季節分佈極不平均 ③水庫蓋得太少 ④台灣自來水水價過於便宜 。 </w:t>
       </w:r>
     </w:p>
     <w:p>
@@ -3122,15 +3873,32 @@
       </w:rPr>
       <w:t xml:space="preserve"> of </w:t>
     </w:r>
-    <w:fldSimple w:instr=" NUMPAGES   \* MERGEFORMAT ">
-      <w:r>
-        <w:rPr>
-          <w:rFonts w:ascii="Arial" w:eastAsia="Arial" w:hAnsi="Arial" w:cs="Arial"/>
-          <w:sz w:val="22"/>
-        </w:rPr>
-        <w:t>8</w:t>
-      </w:r>
-    </w:fldSimple>
+    <w:r>
+      <w:fldChar w:fldCharType="begin"/>
+    </w:r>
+    <w:r>
+      <w:instrText xml:space="preserve"> NUMPAGES   \* MERGEFORMAT</w:instrText>
+    </w:r>
+    <w:r>
+      <w:instrText xml:space="preserve"> </w:instrText>
+    </w:r>
+    <w:r>
+      <w:fldChar w:fldCharType="separate"/>
+    </w:r>
+    <w:r>
+      <w:rPr>
+        <w:rFonts w:ascii="Arial" w:eastAsia="Arial" w:hAnsi="Arial" w:cs="Arial"/>
+        <w:sz w:val="22"/>
+      </w:rPr>
+      <w:t>8</w:t>
+    </w:r>
+    <w:r>
+      <w:rPr>
+        <w:rFonts w:ascii="Arial" w:eastAsia="Arial" w:hAnsi="Arial" w:cs="Arial"/>
+        <w:sz w:val="22"/>
+      </w:rPr>
+      <w:fldChar w:fldCharType="end"/>
+    </w:r>
   </w:p>
 </w:ftr>
 </file>
@@ -3165,7 +3933,7 @@
         <w:noProof/>
         <w:sz w:val="22"/>
       </w:rPr>
-      <w:t>1</w:t>
+      <w:t>8</w:t>
     </w:r>
     <w:r>
       <w:rPr>
@@ -3181,16 +3949,31 @@
       </w:rPr>
       <w:t xml:space="preserve"> of </w:t>
     </w:r>
-    <w:fldSimple w:instr=" NUMPAGES   \* MERGEFORMAT ">
-      <w:r>
-        <w:rPr>
-          <w:rFonts w:ascii="Arial" w:eastAsia="Arial" w:hAnsi="Arial" w:cs="Arial"/>
-          <w:noProof/>
-          <w:sz w:val="22"/>
-        </w:rPr>
-        <w:t>8</w:t>
-      </w:r>
-    </w:fldSimple>
+    <w:r>
+      <w:fldChar w:fldCharType="begin"/>
+    </w:r>
+    <w:r>
+      <w:instrText xml:space="preserve"> NUMPAGES   \* MERGEFORMAT </w:instrText>
+    </w:r>
+    <w:r>
+      <w:fldChar w:fldCharType="separate"/>
+    </w:r>
+    <w:r>
+      <w:rPr>
+        <w:rFonts w:ascii="Arial" w:eastAsia="Arial" w:hAnsi="Arial" w:cs="Arial"/>
+        <w:noProof/>
+        <w:sz w:val="22"/>
+      </w:rPr>
+      <w:t>8</w:t>
+    </w:r>
+    <w:r>
+      <w:rPr>
+        <w:rFonts w:ascii="Arial" w:eastAsia="Arial" w:hAnsi="Arial" w:cs="Arial"/>
+        <w:noProof/>
+        <w:sz w:val="22"/>
+      </w:rPr>
+      <w:fldChar w:fldCharType="end"/>
+    </w:r>
   </w:p>
 </w:ftr>
 </file>
@@ -3240,15 +4023,29 @@
       </w:rPr>
       <w:t xml:space="preserve"> of </w:t>
     </w:r>
-    <w:fldSimple w:instr=" NUMPAGES   \* MERGEFORMAT ">
-      <w:r>
-        <w:rPr>
-          <w:rFonts w:ascii="Arial" w:eastAsia="Arial" w:hAnsi="Arial" w:cs="Arial"/>
-          <w:sz w:val="22"/>
-        </w:rPr>
-        <w:t>8</w:t>
-      </w:r>
-    </w:fldSimple>
+    <w:r>
+      <w:fldChar w:fldCharType="begin"/>
+    </w:r>
+    <w:r>
+      <w:instrText xml:space="preserve"> NUMPAGES   \* MERGEFORMAT </w:instrText>
+    </w:r>
+    <w:r>
+      <w:fldChar w:fldCharType="separate"/>
+    </w:r>
+    <w:r>
+      <w:rPr>
+        <w:rFonts w:ascii="Arial" w:eastAsia="Arial" w:hAnsi="Arial" w:cs="Arial"/>
+        <w:sz w:val="22"/>
+      </w:rPr>
+      <w:t>8</w:t>
+    </w:r>
+    <w:r>
+      <w:rPr>
+        <w:rFonts w:ascii="Arial" w:eastAsia="Arial" w:hAnsi="Arial" w:cs="Arial"/>
+        <w:sz w:val="22"/>
+      </w:rPr>
+      <w:fldChar w:fldCharType="end"/>
+    </w:r>
   </w:p>
 </w:ftr>
 </file>
@@ -3342,7 +4139,7 @@
             </wp:anchor>
           </w:drawing>
         </mc:Choice>
-        <mc:Fallback xmlns:a="http://schemas.openxmlformats.org/drawingml/2006/main" xmlns:w16sdtdh="http://schemas.microsoft.com/office/word/2020/wordml/sdtdatahash" xmlns:w16="http://schemas.microsoft.com/office/word/2018/wordml" xmlns:w16cid="http://schemas.microsoft.com/office/word/2016/wordml/cid" xmlns:w16cex="http://schemas.microsoft.com/office/word/2018/wordml/cex" xmlns:am3d="http://schemas.microsoft.com/office/drawing/2017/model3d" xmlns:aink="http://schemas.microsoft.com/office/drawing/2016/ink" xmlns:cx8="http://schemas.microsoft.com/office/drawing/2016/5/14/chartex" xmlns:cx7="http://schemas.microsoft.com/office/drawing/2016/5/13/chartex" xmlns:cx6="http://schemas.microsoft.com/office/drawing/2016/5/12/chartex" xmlns:cx5="http://schemas.microsoft.com/office/drawing/2016/5/11/chartex" xmlns:cx4="http://schemas.microsoft.com/office/drawing/2016/5/10/chartex" xmlns:cx3="http://schemas.microsoft.com/office/drawing/2016/5/9/chartex" xmlns:cx2="http://schemas.microsoft.com/office/drawing/2015/10/21/chartex" xmlns:cx1="http://schemas.microsoft.com/office/drawing/2015/9/8/chartex">
+        <mc:Fallback xmlns:cx1="http://schemas.microsoft.com/office/drawing/2015/9/8/chartex" xmlns:cx2="http://schemas.microsoft.com/office/drawing/2015/10/21/chartex" xmlns:cx3="http://schemas.microsoft.com/office/drawing/2016/5/9/chartex" xmlns:cx4="http://schemas.microsoft.com/office/drawing/2016/5/10/chartex" xmlns:cx5="http://schemas.microsoft.com/office/drawing/2016/5/11/chartex" xmlns:cx6="http://schemas.microsoft.com/office/drawing/2016/5/12/chartex" xmlns:cx7="http://schemas.microsoft.com/office/drawing/2016/5/13/chartex" xmlns:cx8="http://schemas.microsoft.com/office/drawing/2016/5/14/chartex" xmlns:aink="http://schemas.microsoft.com/office/drawing/2016/ink" xmlns:am3d="http://schemas.microsoft.com/office/drawing/2017/model3d" xmlns:w16cex="http://schemas.microsoft.com/office/word/2018/wordml/cex" xmlns:w16cid="http://schemas.microsoft.com/office/word/2016/wordml/cid" xmlns:w16="http://schemas.microsoft.com/office/word/2018/wordml" xmlns:w16sdtdh="http://schemas.microsoft.com/office/word/2020/wordml/sdtdatahash" xmlns:a="http://schemas.openxmlformats.org/drawingml/2006/main">
           <w:pict>
             <v:group id="Group 11139" style="width:595pt;height:567.95pt;position:absolute;z-index:-2147483648;mso-position-horizontal-relative:page;mso-position-horizontal:absolute;margin-left:0pt;mso-position-vertical-relative:page;margin-top:137.28pt;" coordsize="75565,72129">
               <v:shape id="Picture 11140" style="position:absolute;width:75565;height:72129;left:0;top:0;" filled="f">
@@ -3431,7 +4228,7 @@
             </wp:anchor>
           </w:drawing>
         </mc:Choice>
-        <mc:Fallback xmlns:a="http://schemas.openxmlformats.org/drawingml/2006/main" xmlns:w16sdtdh="http://schemas.microsoft.com/office/word/2020/wordml/sdtdatahash" xmlns:w16="http://schemas.microsoft.com/office/word/2018/wordml" xmlns:w16cid="http://schemas.microsoft.com/office/word/2016/wordml/cid" xmlns:w16cex="http://schemas.microsoft.com/office/word/2018/wordml/cex" xmlns:am3d="http://schemas.microsoft.com/office/drawing/2017/model3d" xmlns:aink="http://schemas.microsoft.com/office/drawing/2016/ink" xmlns:cx8="http://schemas.microsoft.com/office/drawing/2016/5/14/chartex" xmlns:cx7="http://schemas.microsoft.com/office/drawing/2016/5/13/chartex" xmlns:cx6="http://schemas.microsoft.com/office/drawing/2016/5/12/chartex" xmlns:cx5="http://schemas.microsoft.com/office/drawing/2016/5/11/chartex" xmlns:cx4="http://schemas.microsoft.com/office/drawing/2016/5/10/chartex" xmlns:cx3="http://schemas.microsoft.com/office/drawing/2016/5/9/chartex" xmlns:cx2="http://schemas.microsoft.com/office/drawing/2015/10/21/chartex" xmlns:cx1="http://schemas.microsoft.com/office/drawing/2015/9/8/chartex">
+        <mc:Fallback xmlns:cx1="http://schemas.microsoft.com/office/drawing/2015/9/8/chartex" xmlns:cx2="http://schemas.microsoft.com/office/drawing/2015/10/21/chartex" xmlns:cx3="http://schemas.microsoft.com/office/drawing/2016/5/9/chartex" xmlns:cx4="http://schemas.microsoft.com/office/drawing/2016/5/10/chartex" xmlns:cx5="http://schemas.microsoft.com/office/drawing/2016/5/11/chartex" xmlns:cx6="http://schemas.microsoft.com/office/drawing/2016/5/12/chartex" xmlns:cx7="http://schemas.microsoft.com/office/drawing/2016/5/13/chartex" xmlns:cx8="http://schemas.microsoft.com/office/drawing/2016/5/14/chartex" xmlns:aink="http://schemas.microsoft.com/office/drawing/2016/ink" xmlns:am3d="http://schemas.microsoft.com/office/drawing/2017/model3d" xmlns:w16cex="http://schemas.microsoft.com/office/word/2018/wordml/cex" xmlns:w16cid="http://schemas.microsoft.com/office/word/2016/wordml/cid" xmlns:w16="http://schemas.microsoft.com/office/word/2018/wordml" xmlns:w16sdtdh="http://schemas.microsoft.com/office/word/2020/wordml/sdtdatahash" xmlns:a="http://schemas.openxmlformats.org/drawingml/2006/main">
           <w:pict>
             <v:group id="Group 11115" style="width:595pt;height:567.95pt;position:absolute;z-index:-2147483648;mso-position-horizontal-relative:page;mso-position-horizontal:absolute;margin-left:0pt;mso-position-vertical-relative:page;margin-top:137.28pt;" coordsize="75565,72129">
               <v:shape id="Picture 11116" style="position:absolute;width:75565;height:72129;left:0;top:0;" filled="f">
@@ -4394,7 +5191,7 @@
 </file>
 
 <file path=customXml/itemProps1.xml><?xml version="1.0" encoding="utf-8"?>
-<ds:datastoreItem xmlns:ds="http://schemas.openxmlformats.org/officeDocument/2006/customXml" ds:itemID="{59D4B6F5-CEF1-4AD0-98C4-4522A3EB1E26}">
+<ds:datastoreItem xmlns:ds="http://schemas.openxmlformats.org/officeDocument/2006/customXml" ds:itemID="{A6E5BB85-E87E-4EF0-BF0E-13629B5BE23D}">
   <ds:schemaRefs>
     <ds:schemaRef ds:uri="http://schemas.openxmlformats.org/officeDocument/2006/bibliography"/>
   </ds:schemaRefs>
